--- a/Documents/Student_Dropout_Capstone_report_v1.docx
+++ b/Documents/Student_Dropout_Capstone_report_v1.docx
@@ -71,23 +71,13 @@
           <w:rFonts w:ascii="Georgia" w:hAnsi="Georgia"/>
         </w:rPr>
       </w:pPr>
-      <w:proofErr w:type="spellStart"/>
       <w:r>
         <w:rPr>
           <w:rFonts w:ascii="Georgia" w:hAnsi="Georgia"/>
           <w:b/>
           <w:sz w:val="44"/>
         </w:rPr>
-        <w:t>eMasters</w:t>
-      </w:r>
-      <w:proofErr w:type="spellEnd"/>
-      <w:r>
-        <w:rPr>
-          <w:rFonts w:ascii="Georgia" w:hAnsi="Georgia"/>
-          <w:b/>
-          <w:sz w:val="44"/>
-        </w:rPr>
-        <w:t xml:space="preserve"> </w:t>
+        <w:t xml:space="preserve">eMasters </w:t>
       </w:r>
       <w:r>
         <w:rPr>
@@ -225,7 +215,13 @@
         <w:rPr>
           <w:rFonts w:ascii="Georgia" w:hAnsi="Georgia"/>
         </w:rPr>
-        <w:t>Mohammad Sujat</w:t>
+        <w:t>Mohammed Shujath</w:t>
+      </w:r>
+      <w:r>
+        <w:rPr>
+          <w:rFonts w:ascii="Georgia" w:hAnsi="Georgia"/>
+        </w:rPr>
+        <w:t xml:space="preserve"> </w:t>
       </w:r>
     </w:p>
     <w:p>
@@ -239,23 +235,14 @@
         <w:rPr>
           <w:rFonts w:ascii="Georgia" w:hAnsi="Georgia"/>
         </w:rPr>
-        <w:t xml:space="preserve">Prasad </w:t>
-      </w:r>
-      <w:proofErr w:type="spellStart"/>
-      <w:r>
-        <w:rPr>
-          <w:rFonts w:ascii="Georgia" w:hAnsi="Georgia"/>
-        </w:rPr>
-        <w:t>Precharla</w:t>
-      </w:r>
-      <w:proofErr w:type="spellEnd"/>
-    </w:p>
-    <w:p>
-      <w:pPr>
-        <w:rPr>
-          <w:rFonts w:ascii="Georgia" w:hAnsi="Georgia"/>
-        </w:rPr>
-      </w:pPr>
+        <w:t>Perecharla prasad</w:t>
+      </w:r>
+      <w:r>
+        <w:rPr>
+          <w:rFonts w:ascii="Georgia" w:hAnsi="Georgia"/>
+        </w:rPr>
+        <w:t xml:space="preserve"> </w:t>
+      </w:r>
     </w:p>
     <w:p>
       <w:pPr>
@@ -267,6 +254,27 @@
       <w:r>
         <w:rPr>
           <w:rFonts w:ascii="Georgia" w:hAnsi="Georgia"/>
+        </w:rPr>
+        <w:t>P V Raj Kamal</w:t>
+      </w:r>
+    </w:p>
+    <w:p>
+      <w:pPr>
+        <w:rPr>
+          <w:rFonts w:ascii="Georgia" w:hAnsi="Georgia"/>
+        </w:rPr>
+      </w:pPr>
+    </w:p>
+    <w:p>
+      <w:pPr>
+        <w:jc w:val="center"/>
+        <w:rPr>
+          <w:rFonts w:ascii="Georgia" w:hAnsi="Georgia"/>
+        </w:rPr>
+      </w:pPr>
+      <w:r>
+        <w:rPr>
+          <w:rFonts w:ascii="Georgia" w:hAnsi="Georgia"/>
           <w:b/>
         </w:rPr>
         <w:t>Mentor</w:t>
@@ -284,6 +292,13 @@
           <w:bCs/>
         </w:rPr>
         <w:t>Sajid</w:t>
+      </w:r>
+      <w:r>
+        <w:rPr>
+          <w:rFonts w:ascii="Georgia" w:hAnsi="Georgia"/>
+          <w:bCs/>
+        </w:rPr>
+        <w:t xml:space="preserve"> Ansari</w:t>
       </w:r>
     </w:p>
     <w:p>
@@ -662,7 +677,13 @@
         <w:rPr>
           <w:rFonts w:ascii="Georgia" w:hAnsi="Georgia"/>
         </w:rPr>
-        <w:t xml:space="preserve"> ................................... 30</w:t>
+        <w:t xml:space="preserve"> ................................... 3</w:t>
+      </w:r>
+      <w:r>
+        <w:rPr>
+          <w:rFonts w:ascii="Georgia" w:hAnsi="Georgia"/>
+        </w:rPr>
+        <w:t>3</w:t>
       </w:r>
     </w:p>
     <w:p>
@@ -683,7 +704,13 @@
         <w:rPr>
           <w:rFonts w:ascii="Georgia" w:hAnsi="Georgia"/>
         </w:rPr>
-        <w:t xml:space="preserve"> ......................................... 32</w:t>
+        <w:t xml:space="preserve"> ......................................... 3</w:t>
+      </w:r>
+      <w:r>
+        <w:rPr>
+          <w:rFonts w:ascii="Georgia" w:hAnsi="Georgia"/>
+        </w:rPr>
+        <w:t>4</w:t>
       </w:r>
     </w:p>
     <w:p>
@@ -704,7 +731,13 @@
         <w:rPr>
           <w:rFonts w:ascii="Georgia" w:hAnsi="Georgia"/>
         </w:rPr>
-        <w:t xml:space="preserve"> .......................................................... 33</w:t>
+        <w:t xml:space="preserve"> .......................................................... 3</w:t>
+      </w:r>
+      <w:r>
+        <w:rPr>
+          <w:rFonts w:ascii="Georgia" w:hAnsi="Georgia"/>
+        </w:rPr>
+        <w:t>6</w:t>
       </w:r>
     </w:p>
     <w:p>
@@ -725,7 +758,13 @@
         <w:rPr>
           <w:rFonts w:ascii="Georgia" w:hAnsi="Georgia"/>
         </w:rPr>
-        <w:t xml:space="preserve"> .......................................................... 34</w:t>
+        <w:t xml:space="preserve"> .......................................................... 3</w:t>
+      </w:r>
+      <w:r>
+        <w:rPr>
+          <w:rFonts w:ascii="Georgia" w:hAnsi="Georgia"/>
+        </w:rPr>
+        <w:t>7</w:t>
       </w:r>
     </w:p>
     <w:p>
@@ -746,7 +785,13 @@
         <w:rPr>
           <w:rFonts w:ascii="Georgia" w:hAnsi="Georgia"/>
         </w:rPr>
-        <w:t xml:space="preserve"> ........................................... 35</w:t>
+        <w:t xml:space="preserve"> ........................................... 3</w:t>
+      </w:r>
+      <w:r>
+        <w:rPr>
+          <w:rFonts w:ascii="Georgia" w:hAnsi="Georgia"/>
+        </w:rPr>
+        <w:t>8</w:t>
       </w:r>
     </w:p>
     <w:p>
@@ -767,7 +812,13 @@
         <w:rPr>
           <w:rFonts w:ascii="Georgia" w:hAnsi="Georgia"/>
         </w:rPr>
-        <w:t xml:space="preserve"> .......................................... 36</w:t>
+        <w:t xml:space="preserve"> .......................................... 3</w:t>
+      </w:r>
+      <w:r>
+        <w:rPr>
+          <w:rFonts w:ascii="Georgia" w:hAnsi="Georgia"/>
+        </w:rPr>
+        <w:t>9</w:t>
       </w:r>
     </w:p>
     <w:p>
@@ -1541,7 +1592,13 @@
         <w:rPr>
           <w:rFonts w:ascii="Georgia" w:hAnsi="Georgia"/>
         </w:rPr>
-        <w:t>Audit subgroup outcomes and test fairness-aware learning.</w:t>
+        <w:t>Audit subgroup outcomes using Demographic Parity Difference (DPD) and Equal Opportunity Difference (EOD), and evaluate fairness-mitigation approaches while considering the trade-off between fairness and predictive performance.</w:t>
+      </w:r>
+      <w:r>
+        <w:rPr>
+          <w:rFonts w:ascii="Georgia" w:hAnsi="Georgia"/>
+        </w:rPr>
+        <w:t xml:space="preserve"> </w:t>
       </w:r>
     </w:p>
     <w:p>
@@ -13353,6 +13410,144 @@
         <w:t>Gender shows very small observed gaps in the MLP audit. Larger gaps occur for highest education and IMD band. The 55+ age group is very small, with only 34 evaluation observations, so its gap estimates are uncertain.</w:t>
       </w:r>
     </w:p>
+    <w:p>
+      <w:pPr>
+        <w:jc w:val="both"/>
+        <w:rPr>
+          <w:rFonts w:ascii="Georgia" w:hAnsi="Georgia"/>
+          <w:lang w:val="en-IN"/>
+        </w:rPr>
+      </w:pPr>
+      <w:r>
+        <w:rPr>
+          <w:rFonts w:ascii="Georgia" w:hAnsi="Georgia"/>
+          <w:lang w:val="en-IN"/>
+        </w:rPr>
+        <w:t>The early-warning model is intended to identify students who may require additional support. Therefore, predictive performance alone is not sufficient; it is also important to examine whether students from different demographic groups are flagged or detected at substantially different rates.</w:t>
+      </w:r>
+    </w:p>
+    <w:p>
+      <w:pPr>
+        <w:jc w:val="both"/>
+        <w:rPr>
+          <w:rFonts w:ascii="Georgia" w:hAnsi="Georgia"/>
+          <w:lang w:val="en-IN"/>
+        </w:rPr>
+      </w:pPr>
+      <w:r>
+        <w:rPr>
+          <w:rFonts w:ascii="Georgia" w:hAnsi="Georgia"/>
+          <w:lang w:val="en-IN"/>
+        </w:rPr>
+        <w:t xml:space="preserve">This study evaluates fairness primarily using </w:t>
+      </w:r>
+      <w:r>
+        <w:rPr>
+          <w:rFonts w:ascii="Georgia" w:hAnsi="Georgia"/>
+          <w:b/>
+          <w:bCs/>
+          <w:lang w:val="en-IN"/>
+        </w:rPr>
+        <w:t>Demographic Parity Difference (DPD)</w:t>
+      </w:r>
+      <w:r>
+        <w:rPr>
+          <w:rFonts w:ascii="Georgia" w:hAnsi="Georgia"/>
+          <w:lang w:val="en-IN"/>
+        </w:rPr>
+        <w:t xml:space="preserve"> and </w:t>
+      </w:r>
+      <w:r>
+        <w:rPr>
+          <w:rFonts w:ascii="Georgia" w:hAnsi="Georgia"/>
+          <w:b/>
+          <w:bCs/>
+          <w:lang w:val="en-IN"/>
+        </w:rPr>
+        <w:t>Equal Opportunity Difference (EOD)</w:t>
+      </w:r>
+      <w:r>
+        <w:rPr>
+          <w:rFonts w:ascii="Georgia" w:hAnsi="Georgia"/>
+          <w:lang w:val="en-IN"/>
+        </w:rPr>
+        <w:t>.</w:t>
+      </w:r>
+    </w:p>
+    <w:p>
+      <w:pPr>
+        <w:jc w:val="both"/>
+        <w:rPr>
+          <w:rFonts w:ascii="Georgia" w:hAnsi="Georgia"/>
+          <w:lang w:val="en-IN"/>
+        </w:rPr>
+      </w:pPr>
+      <w:r>
+        <w:rPr>
+          <w:rFonts w:ascii="Georgia" w:hAnsi="Georgia"/>
+          <w:b/>
+          <w:bCs/>
+          <w:lang w:val="en-IN"/>
+        </w:rPr>
+        <w:t>Demographic Parity Difference (DPD)</w:t>
+      </w:r>
+      <w:r>
+        <w:rPr>
+          <w:rFonts w:ascii="Georgia" w:hAnsi="Georgia"/>
+          <w:lang w:val="en-IN"/>
+        </w:rPr>
+        <w:t xml:space="preserve"> measures differences in the rate at which students from different groups are predicted to be at risk of withdrawal. A DPD of zero indicates equal flagging rates, while a larger value indicates greater differences between groups.</w:t>
+      </w:r>
+    </w:p>
+    <w:p>
+      <w:pPr>
+        <w:jc w:val="both"/>
+        <w:rPr>
+          <w:rFonts w:ascii="Georgia" w:hAnsi="Georgia"/>
+          <w:lang w:val="en-IN"/>
+        </w:rPr>
+      </w:pPr>
+      <w:r>
+        <w:rPr>
+          <w:rFonts w:ascii="Georgia" w:hAnsi="Georgia"/>
+          <w:b/>
+          <w:bCs/>
+          <w:lang w:val="en-IN"/>
+        </w:rPr>
+        <w:t>Equal Opportunity Difference (EOD)</w:t>
+      </w:r>
+      <w:r>
+        <w:rPr>
+          <w:rFonts w:ascii="Georgia" w:hAnsi="Georgia"/>
+          <w:lang w:val="en-IN"/>
+        </w:rPr>
+        <w:t xml:space="preserve"> compares recall among students who actually withdrew. In this project, EOD is particularly important because a withdrawing student who is not identified by the model represents a missed opportunity for early intervention.</w:t>
+      </w:r>
+    </w:p>
+    <w:p>
+      <w:pPr>
+        <w:jc w:val="both"/>
+        <w:rPr>
+          <w:rFonts w:ascii="Georgia" w:hAnsi="Georgia"/>
+          <w:lang w:val="en-IN"/>
+        </w:rPr>
+      </w:pPr>
+      <w:r>
+        <w:rPr>
+          <w:rFonts w:ascii="Georgia" w:hAnsi="Georgia"/>
+          <w:lang w:val="en-IN"/>
+        </w:rPr>
+        <w:t>DPD and EOD are interpreted together with recall, precision, F1 score, balanced accuracy, false positives, and false negatives. A reduction in a fairness gap is not automatically beneficial if it is achieved by substantially reducing the model's ability to detect students who are actually at risk.</w:t>
+      </w:r>
+    </w:p>
+    <w:p>
+      <w:pPr>
+        <w:jc w:val="both"/>
+        <w:rPr>
+          <w:rFonts w:ascii="Georgia" w:hAnsi="Georgia"/>
+        </w:rPr>
+      </w:pPr>
+    </w:p>
     <w:tbl>
       <w:tblPr>
         <w:tblStyle w:val="TableGrid"/>
@@ -14475,6 +14670,2124 @@
         </w:rPr>
         <w:t>A second baseline removes protected predictors. This reduces some subgroup gaps while preserving competitive overall performance, but removal alone cannot guarantee fairness because correlated predictors may act as proxies.</w:t>
       </w:r>
+    </w:p>
+    <w:p>
+      <w:pPr>
+        <w:jc w:val="both"/>
+        <w:rPr>
+          <w:rFonts w:ascii="Georgia" w:hAnsi="Georgia"/>
+        </w:rPr>
+      </w:pPr>
+    </w:p>
+    <w:p>
+      <w:pPr>
+        <w:pStyle w:val="Heading1"/>
+        <w:rPr>
+          <w:rFonts w:ascii="Georgia" w:hAnsi="Georgia"/>
+        </w:rPr>
+      </w:pPr>
+      <w:r>
+        <w:rPr>
+          <w:rFonts w:ascii="Georgia" w:hAnsi="Georgia"/>
+        </w:rPr>
+        <w:t>14.</w:t>
+      </w:r>
+      <w:r>
+        <w:rPr>
+          <w:rFonts w:ascii="Georgia" w:hAnsi="Georgia"/>
+        </w:rPr>
+        <w:t>2</w:t>
+      </w:r>
+      <w:r>
+        <w:rPr>
+          <w:rFonts w:ascii="Georgia" w:hAnsi="Georgia"/>
+        </w:rPr>
+        <w:t xml:space="preserve"> Fairness-Evaluation Design</w:t>
+      </w:r>
+    </w:p>
+    <w:p>
+      <w:pPr>
+        <w:rPr>
+          <w:rFonts w:ascii="Georgia" w:hAnsi="Georgia"/>
+          <w:lang w:val="en-IN"/>
+        </w:rPr>
+      </w:pPr>
+      <w:r>
+        <w:rPr>
+          <w:rFonts w:ascii="Georgia" w:hAnsi="Georgia"/>
+          <w:lang w:val="en-IN"/>
+        </w:rPr>
+        <w:t>The fairness analysis was performed using the same 25% course checkpoint and the weighted HistGradientBoosting model used in the primary predictive analysis. Fairness was first evaluated on the evaluation partition, which was used for comparison and model selection. The selected group-blind mitigation was subsequently checked on the held-out test partition.</w:t>
+      </w:r>
+    </w:p>
+    <w:p>
+      <w:pPr>
+        <w:rPr>
+          <w:rFonts w:ascii="Georgia" w:hAnsi="Georgia"/>
+          <w:lang w:val="en-IN"/>
+        </w:rPr>
+      </w:pPr>
+      <w:r>
+        <w:rPr>
+          <w:rFonts w:ascii="Georgia" w:hAnsi="Georgia"/>
+          <w:lang w:val="en-IN"/>
+        </w:rPr>
+        <w:t>The primary audit considered demographic attributes including gender, disability status, and deprivation category, together with selected intersectional groups such as gender × disability and disability × deprivation. For DPD and EOD comparisons, only groups with sufficient positive and negative observations were used for the main gap calculation. Smaller groups were retained for visibility but were not used to support strong conclusions.</w:t>
+      </w:r>
+    </w:p>
+    <w:p>
+      <w:pPr>
+        <w:rPr>
+          <w:rFonts w:ascii="Georgia" w:hAnsi="Georgia"/>
+          <w:lang w:val="en-IN"/>
+        </w:rPr>
+      </w:pPr>
+    </w:p>
+    <w:p>
+      <w:pPr>
+        <w:pStyle w:val="Heading1"/>
+        <w:rPr>
+          <w:rFonts w:ascii="Georgia" w:hAnsi="Georgia"/>
+        </w:rPr>
+      </w:pPr>
+      <w:r>
+        <w:rPr>
+          <w:rFonts w:ascii="Georgia" w:hAnsi="Georgia"/>
+        </w:rPr>
+        <w:t>14.</w:t>
+      </w:r>
+      <w:r>
+        <w:rPr>
+          <w:rFonts w:ascii="Georgia" w:hAnsi="Georgia"/>
+        </w:rPr>
+        <w:t>3</w:t>
+      </w:r>
+      <w:r>
+        <w:rPr>
+          <w:rFonts w:ascii="Georgia" w:hAnsi="Georgia"/>
+        </w:rPr>
+        <w:t xml:space="preserve"> Fairness-Evaluation Design</w:t>
+      </w:r>
+    </w:p>
+    <w:p>
+      <w:pPr>
+        <w:rPr>
+          <w:rFonts w:ascii="Georgia" w:hAnsi="Georgia"/>
+          <w:lang w:val="en-IN"/>
+        </w:rPr>
+      </w:pPr>
+      <w:r>
+        <w:rPr>
+          <w:rFonts w:ascii="Georgia" w:hAnsi="Georgia"/>
+          <w:lang w:val="en-IN"/>
+        </w:rPr>
+        <w:t xml:space="preserve">The original weighted HGB model showed differences in both flagging rates and withdrawal-detection performance across demographic groups. The worst observed evaluation DPD was </w:t>
+      </w:r>
+      <w:r>
+        <w:rPr>
+          <w:rFonts w:ascii="Georgia" w:hAnsi="Georgia"/>
+          <w:b/>
+          <w:bCs/>
+          <w:lang w:val="en-IN"/>
+        </w:rPr>
+        <w:t>0.214</w:t>
+      </w:r>
+      <w:r>
+        <w:rPr>
+          <w:rFonts w:ascii="Georgia" w:hAnsi="Georgia"/>
+          <w:lang w:val="en-IN"/>
+        </w:rPr>
+        <w:t xml:space="preserve">, indicating that the most separated eligible groups differed by </w:t>
+      </w:r>
+      <w:r>
+        <w:rPr>
+          <w:rFonts w:ascii="Georgia" w:hAnsi="Georgia"/>
+          <w:b/>
+          <w:bCs/>
+          <w:lang w:val="en-IN"/>
+        </w:rPr>
+        <w:t>21.4 percentage points</w:t>
+      </w:r>
+      <w:r>
+        <w:rPr>
+          <w:rFonts w:ascii="Georgia" w:hAnsi="Georgia"/>
+          <w:lang w:val="en-IN"/>
+        </w:rPr>
+        <w:t xml:space="preserve"> in the rate at which they were flagged as potentially at risk. The worst EOD was </w:t>
+      </w:r>
+      <w:r>
+        <w:rPr>
+          <w:rFonts w:ascii="Georgia" w:hAnsi="Georgia"/>
+          <w:b/>
+          <w:bCs/>
+          <w:lang w:val="en-IN"/>
+        </w:rPr>
+        <w:t>0.106</w:t>
+      </w:r>
+      <w:r>
+        <w:rPr>
+          <w:rFonts w:ascii="Georgia" w:hAnsi="Georgia"/>
+          <w:lang w:val="en-IN"/>
+        </w:rPr>
+        <w:t xml:space="preserve">, indicating a maximum difference of </w:t>
+      </w:r>
+      <w:r>
+        <w:rPr>
+          <w:rFonts w:ascii="Georgia" w:hAnsi="Georgia"/>
+          <w:b/>
+          <w:bCs/>
+          <w:lang w:val="en-IN"/>
+        </w:rPr>
+        <w:t>10.6 percentage points</w:t>
+      </w:r>
+      <w:r>
+        <w:rPr>
+          <w:rFonts w:ascii="Georgia" w:hAnsi="Georgia"/>
+          <w:lang w:val="en-IN"/>
+        </w:rPr>
+        <w:t xml:space="preserve"> in withdrawal recall between eligible groups.</w:t>
+      </w:r>
+    </w:p>
+    <w:p>
+      <w:pPr>
+        <w:rPr>
+          <w:rFonts w:ascii="Georgia" w:hAnsi="Georgia"/>
+          <w:lang w:val="en-IN"/>
+        </w:rPr>
+      </w:pPr>
+      <w:r>
+        <w:rPr>
+          <w:rFonts w:ascii="Georgia" w:hAnsi="Georgia"/>
+          <w:lang w:val="en-IN"/>
+        </w:rPr>
+        <w:t>Gender alone showed relatively small differences. Larger gaps were observed for disability, deprivation-related groups, and some intersectional combinations. These differences should not be interpreted as proof of discrimination because DPD does not account for differences in the underlying withdrawal rate between groups. Instead, the results identify areas requiring further investigation and monitoring.</w:t>
+      </w:r>
+    </w:p>
+    <w:p>
+      <w:pPr>
+        <w:rPr>
+          <w:rFonts w:ascii="Georgia" w:hAnsi="Georgia"/>
+          <w:lang w:val="en-IN"/>
+        </w:rPr>
+      </w:pPr>
+    </w:p>
+    <w:tbl>
+      <w:tblPr>
+        <w:tblW w:w="10689" w:type="dxa"/>
+        <w:tblCellSpacing w:w="15" w:type="dxa"/>
+        <w:tblBorders>
+          <w:top w:val="single" w:sz="4" w:space="0" w:color="auto"/>
+          <w:left w:val="single" w:sz="4" w:space="0" w:color="auto"/>
+          <w:bottom w:val="single" w:sz="4" w:space="0" w:color="auto"/>
+          <w:right w:val="single" w:sz="4" w:space="0" w:color="auto"/>
+          <w:insideH w:val="single" w:sz="4" w:space="0" w:color="auto"/>
+          <w:insideV w:val="single" w:sz="4" w:space="0" w:color="auto"/>
+        </w:tblBorders>
+        <w:tblCellMar>
+          <w:top w:w="15" w:type="dxa"/>
+          <w:left w:w="15" w:type="dxa"/>
+          <w:bottom w:w="15" w:type="dxa"/>
+          <w:right w:w="15" w:type="dxa"/>
+        </w:tblCellMar>
+        <w:tblLook w:val="04A0" w:firstRow="1" w:lastRow="0" w:firstColumn="1" w:lastColumn="0" w:noHBand="0" w:noVBand="1"/>
+      </w:tblPr>
+      <w:tblGrid>
+        <w:gridCol w:w="2127"/>
+        <w:gridCol w:w="966"/>
+        <w:gridCol w:w="3407"/>
+        <w:gridCol w:w="2086"/>
+        <w:gridCol w:w="2103"/>
+      </w:tblGrid>
+      <w:tr>
+        <w:trPr>
+          <w:trHeight w:val="283"/>
+          <w:tblHeader/>
+          <w:tblCellSpacing w:w="15" w:type="dxa"/>
+        </w:trPr>
+        <w:tc>
+          <w:tcPr>
+            <w:tcW w:w="0" w:type="auto"/>
+            <w:vAlign w:val="center"/>
+            <w:hideMark/>
+          </w:tcPr>
+          <w:p>
+            <w:pPr>
+              <w:rPr>
+                <w:rFonts w:ascii="Georgia" w:hAnsi="Georgia"/>
+                <w:b/>
+                <w:bCs/>
+                <w:lang w:val="en-IN"/>
+              </w:rPr>
+            </w:pPr>
+            <w:r>
+              <w:rPr>
+                <w:rFonts w:ascii="Georgia" w:hAnsi="Georgia"/>
+                <w:b/>
+                <w:bCs/>
+                <w:lang w:val="en-IN"/>
+              </w:rPr>
+              <w:t>Model</w:t>
+            </w:r>
+          </w:p>
+        </w:tc>
+        <w:tc>
+          <w:tcPr>
+            <w:tcW w:w="0" w:type="auto"/>
+            <w:vAlign w:val="center"/>
+            <w:hideMark/>
+          </w:tcPr>
+          <w:p>
+            <w:pPr>
+              <w:rPr>
+                <w:rFonts w:ascii="Georgia" w:hAnsi="Georgia"/>
+                <w:b/>
+                <w:bCs/>
+                <w:lang w:val="en-IN"/>
+              </w:rPr>
+            </w:pPr>
+            <w:r>
+              <w:rPr>
+                <w:rFonts w:ascii="Georgia" w:hAnsi="Georgia"/>
+                <w:b/>
+                <w:bCs/>
+                <w:lang w:val="en-IN"/>
+              </w:rPr>
+              <w:t>F1</w:t>
+            </w:r>
+          </w:p>
+        </w:tc>
+        <w:tc>
+          <w:tcPr>
+            <w:tcW w:w="0" w:type="auto"/>
+            <w:vAlign w:val="center"/>
+            <w:hideMark/>
+          </w:tcPr>
+          <w:p>
+            <w:pPr>
+              <w:rPr>
+                <w:rFonts w:ascii="Georgia" w:hAnsi="Georgia"/>
+                <w:b/>
+                <w:bCs/>
+                <w:lang w:val="en-IN"/>
+              </w:rPr>
+            </w:pPr>
+            <w:r>
+              <w:rPr>
+                <w:rFonts w:ascii="Georgia" w:hAnsi="Georgia"/>
+                <w:b/>
+                <w:bCs/>
+                <w:lang w:val="en-IN"/>
+              </w:rPr>
+              <w:t>Balanced Accuracy</w:t>
+            </w:r>
+          </w:p>
+        </w:tc>
+        <w:tc>
+          <w:tcPr>
+            <w:tcW w:w="0" w:type="auto"/>
+            <w:vAlign w:val="center"/>
+            <w:hideMark/>
+          </w:tcPr>
+          <w:p>
+            <w:pPr>
+              <w:rPr>
+                <w:rFonts w:ascii="Georgia" w:hAnsi="Georgia"/>
+                <w:b/>
+                <w:bCs/>
+                <w:lang w:val="en-IN"/>
+              </w:rPr>
+            </w:pPr>
+            <w:r>
+              <w:rPr>
+                <w:rFonts w:ascii="Georgia" w:hAnsi="Georgia"/>
+                <w:b/>
+                <w:bCs/>
+                <w:lang w:val="en-IN"/>
+              </w:rPr>
+              <w:t>Worst DPD</w:t>
+            </w:r>
+          </w:p>
+        </w:tc>
+        <w:tc>
+          <w:tcPr>
+            <w:tcW w:w="0" w:type="auto"/>
+            <w:vAlign w:val="center"/>
+            <w:hideMark/>
+          </w:tcPr>
+          <w:p>
+            <w:pPr>
+              <w:rPr>
+                <w:rFonts w:ascii="Georgia" w:hAnsi="Georgia"/>
+                <w:b/>
+                <w:bCs/>
+                <w:lang w:val="en-IN"/>
+              </w:rPr>
+            </w:pPr>
+            <w:r>
+              <w:rPr>
+                <w:rFonts w:ascii="Georgia" w:hAnsi="Georgia"/>
+                <w:b/>
+                <w:bCs/>
+                <w:lang w:val="en-IN"/>
+              </w:rPr>
+              <w:t>Worst EOD</w:t>
+            </w:r>
+          </w:p>
+        </w:tc>
+      </w:tr>
+      <w:tr>
+        <w:trPr>
+          <w:trHeight w:val="274"/>
+          <w:tblCellSpacing w:w="15" w:type="dxa"/>
+        </w:trPr>
+        <w:tc>
+          <w:tcPr>
+            <w:tcW w:w="0" w:type="auto"/>
+            <w:vAlign w:val="center"/>
+            <w:hideMark/>
+          </w:tcPr>
+          <w:p>
+            <w:pPr>
+              <w:rPr>
+                <w:rFonts w:ascii="Georgia" w:hAnsi="Georgia"/>
+                <w:lang w:val="en-IN"/>
+              </w:rPr>
+            </w:pPr>
+            <w:r>
+              <w:rPr>
+                <w:rFonts w:ascii="Georgia" w:hAnsi="Georgia"/>
+                <w:lang w:val="en-IN"/>
+              </w:rPr>
+              <w:t>Current HGB</w:t>
+            </w:r>
+          </w:p>
+        </w:tc>
+        <w:tc>
+          <w:tcPr>
+            <w:tcW w:w="0" w:type="auto"/>
+            <w:vAlign w:val="center"/>
+            <w:hideMark/>
+          </w:tcPr>
+          <w:p>
+            <w:pPr>
+              <w:rPr>
+                <w:rFonts w:ascii="Georgia" w:hAnsi="Georgia"/>
+                <w:lang w:val="en-IN"/>
+              </w:rPr>
+            </w:pPr>
+            <w:r>
+              <w:rPr>
+                <w:rFonts w:ascii="Georgia" w:hAnsi="Georgia"/>
+                <w:lang w:val="en-IN"/>
+              </w:rPr>
+              <w:t>0.744</w:t>
+            </w:r>
+          </w:p>
+        </w:tc>
+        <w:tc>
+          <w:tcPr>
+            <w:tcW w:w="0" w:type="auto"/>
+            <w:vAlign w:val="center"/>
+            <w:hideMark/>
+          </w:tcPr>
+          <w:p>
+            <w:pPr>
+              <w:rPr>
+                <w:rFonts w:ascii="Georgia" w:hAnsi="Georgia"/>
+                <w:lang w:val="en-IN"/>
+              </w:rPr>
+            </w:pPr>
+            <w:r>
+              <w:rPr>
+                <w:rFonts w:ascii="Georgia" w:hAnsi="Georgia"/>
+                <w:lang w:val="en-IN"/>
+              </w:rPr>
+              <w:t>0.819</w:t>
+            </w:r>
+          </w:p>
+        </w:tc>
+        <w:tc>
+          <w:tcPr>
+            <w:tcW w:w="0" w:type="auto"/>
+            <w:vAlign w:val="center"/>
+            <w:hideMark/>
+          </w:tcPr>
+          <w:p>
+            <w:pPr>
+              <w:rPr>
+                <w:rFonts w:ascii="Georgia" w:hAnsi="Georgia"/>
+                <w:lang w:val="en-IN"/>
+              </w:rPr>
+            </w:pPr>
+            <w:r>
+              <w:rPr>
+                <w:rFonts w:ascii="Georgia" w:hAnsi="Georgia"/>
+                <w:lang w:val="en-IN"/>
+              </w:rPr>
+              <w:t>0.214</w:t>
+            </w:r>
+          </w:p>
+        </w:tc>
+        <w:tc>
+          <w:tcPr>
+            <w:tcW w:w="0" w:type="auto"/>
+            <w:vAlign w:val="center"/>
+            <w:hideMark/>
+          </w:tcPr>
+          <w:p>
+            <w:pPr>
+              <w:rPr>
+                <w:rFonts w:ascii="Georgia" w:hAnsi="Georgia"/>
+                <w:lang w:val="en-IN"/>
+              </w:rPr>
+            </w:pPr>
+            <w:r>
+              <w:rPr>
+                <w:rFonts w:ascii="Georgia" w:hAnsi="Georgia"/>
+                <w:lang w:val="en-IN"/>
+              </w:rPr>
+              <w:t>0.106</w:t>
+            </w:r>
+          </w:p>
+        </w:tc>
+      </w:tr>
+    </w:tbl>
+    <w:p>
+      <w:pPr>
+        <w:rPr>
+          <w:rFonts w:ascii="Georgia" w:hAnsi="Georgia"/>
+          <w:lang w:val="en-IN"/>
+        </w:rPr>
+      </w:pPr>
+    </w:p>
+    <w:p>
+      <w:pPr>
+        <w:pStyle w:val="Heading1"/>
+        <w:rPr>
+          <w:rFonts w:ascii="Georgia" w:hAnsi="Georgia"/>
+        </w:rPr>
+      </w:pPr>
+    </w:p>
+    <w:p>
+      <w:pPr>
+        <w:pStyle w:val="Heading1"/>
+        <w:rPr>
+          <w:rFonts w:ascii="Georgia" w:hAnsi="Georgia"/>
+        </w:rPr>
+      </w:pPr>
+      <w:r>
+        <w:rPr>
+          <w:rFonts w:ascii="Georgia" w:hAnsi="Georgia"/>
+        </w:rPr>
+        <w:t>14.</w:t>
+      </w:r>
+      <w:r>
+        <w:rPr>
+          <w:rFonts w:ascii="Georgia" w:hAnsi="Georgia"/>
+        </w:rPr>
+        <w:t>4</w:t>
+      </w:r>
+      <w:r>
+        <w:rPr>
+          <w:rFonts w:ascii="Georgia" w:hAnsi="Georgia"/>
+        </w:rPr>
+        <w:t xml:space="preserve"> Fairness Mitigation Experiments</w:t>
+      </w:r>
+    </w:p>
+    <w:p>
+      <w:pPr>
+        <w:rPr>
+          <w:rFonts w:ascii="Georgia" w:hAnsi="Georgia"/>
+          <w:lang w:val="en-IN"/>
+        </w:rPr>
+      </w:pPr>
+      <w:r>
+        <w:rPr>
+          <w:rFonts w:ascii="Georgia" w:hAnsi="Georgia"/>
+          <w:lang w:val="en-IN"/>
+        </w:rPr>
+        <w:t>Four approaches were compared with the original weighted HGB model:</w:t>
+      </w:r>
+    </w:p>
+    <w:p>
+      <w:pPr>
+        <w:numPr>
+          <w:ilvl w:val="0"/>
+          <w:numId w:val="10"/>
+        </w:numPr>
+        <w:rPr>
+          <w:rFonts w:ascii="Georgia" w:hAnsi="Georgia"/>
+          <w:lang w:val="en-IN"/>
+        </w:rPr>
+      </w:pPr>
+      <w:r>
+        <w:rPr>
+          <w:rFonts w:ascii="Georgia" w:hAnsi="Georgia"/>
+          <w:lang w:val="en-IN"/>
+        </w:rPr>
+        <w:t xml:space="preserve">Removal of protected predictors. </w:t>
+      </w:r>
+    </w:p>
+    <w:p>
+      <w:pPr>
+        <w:numPr>
+          <w:ilvl w:val="0"/>
+          <w:numId w:val="10"/>
+        </w:numPr>
+        <w:rPr>
+          <w:rFonts w:ascii="Georgia" w:hAnsi="Georgia"/>
+          <w:lang w:val="en-IN"/>
+        </w:rPr>
+      </w:pPr>
+      <w:r>
+        <w:rPr>
+          <w:rFonts w:ascii="Georgia" w:hAnsi="Georgia"/>
+          <w:lang w:val="en-IN"/>
+        </w:rPr>
+        <w:t xml:space="preserve">Intersectional reweighting. </w:t>
+      </w:r>
+    </w:p>
+    <w:p>
+      <w:pPr>
+        <w:numPr>
+          <w:ilvl w:val="0"/>
+          <w:numId w:val="10"/>
+        </w:numPr>
+        <w:rPr>
+          <w:rFonts w:ascii="Georgia" w:hAnsi="Georgia"/>
+          <w:lang w:val="en-IN"/>
+        </w:rPr>
+      </w:pPr>
+      <w:r>
+        <w:rPr>
+          <w:rFonts w:ascii="Georgia" w:hAnsi="Georgia"/>
+          <w:lang w:val="en-IN"/>
+        </w:rPr>
+        <w:t xml:space="preserve">Equal-opportunity-constrained learning using Fairlearn. </w:t>
+      </w:r>
+    </w:p>
+    <w:p>
+      <w:pPr>
+        <w:numPr>
+          <w:ilvl w:val="0"/>
+          <w:numId w:val="10"/>
+        </w:numPr>
+        <w:rPr>
+          <w:rFonts w:ascii="Georgia" w:hAnsi="Georgia"/>
+          <w:lang w:val="en-IN"/>
+        </w:rPr>
+      </w:pPr>
+      <w:r>
+        <w:rPr>
+          <w:rFonts w:ascii="Georgia" w:hAnsi="Georgia"/>
+          <w:lang w:val="en-IN"/>
+        </w:rPr>
+        <w:t xml:space="preserve">Group-specific thresholds as an experimental benchmark. </w:t>
+      </w:r>
+    </w:p>
+    <w:p>
+      <w:pPr>
+        <w:rPr>
+          <w:rFonts w:ascii="Georgia" w:hAnsi="Georgia"/>
+          <w:lang w:val="en-IN"/>
+        </w:rPr>
+      </w:pPr>
+      <w:r>
+        <w:rPr>
+          <w:rFonts w:ascii="Georgia" w:hAnsi="Georgia"/>
+          <w:lang w:val="en-IN"/>
+        </w:rPr>
+        <w:t>The group-specific threshold approach was not considered eligible for final selection because it uses protected group information to apply different decision rules at prediction time.</w:t>
+      </w:r>
+    </w:p>
+    <w:p>
+      <w:pPr>
+        <w:rPr>
+          <w:rFonts w:ascii="Georgia" w:hAnsi="Georgia"/>
+        </w:rPr>
+      </w:pPr>
+    </w:p>
+    <w:tbl>
+      <w:tblPr>
+        <w:tblW w:w="10973" w:type="dxa"/>
+        <w:tblCellSpacing w:w="15" w:type="dxa"/>
+        <w:tblBorders>
+          <w:top w:val="single" w:sz="4" w:space="0" w:color="auto"/>
+          <w:left w:val="single" w:sz="4" w:space="0" w:color="auto"/>
+          <w:bottom w:val="single" w:sz="4" w:space="0" w:color="auto"/>
+          <w:right w:val="single" w:sz="4" w:space="0" w:color="auto"/>
+          <w:insideH w:val="single" w:sz="4" w:space="0" w:color="auto"/>
+          <w:insideV w:val="single" w:sz="4" w:space="0" w:color="auto"/>
+        </w:tblBorders>
+        <w:tblCellMar>
+          <w:top w:w="15" w:type="dxa"/>
+          <w:left w:w="15" w:type="dxa"/>
+          <w:bottom w:w="15" w:type="dxa"/>
+          <w:right w:w="15" w:type="dxa"/>
+        </w:tblCellMar>
+        <w:tblLook w:val="04A0" w:firstRow="1" w:lastRow="0" w:firstColumn="1" w:lastColumn="0" w:noHBand="0" w:noVBand="1"/>
+      </w:tblPr>
+      <w:tblGrid>
+        <w:gridCol w:w="3397"/>
+        <w:gridCol w:w="1434"/>
+        <w:gridCol w:w="1968"/>
+        <w:gridCol w:w="1214"/>
+        <w:gridCol w:w="1472"/>
+        <w:gridCol w:w="1488"/>
+      </w:tblGrid>
+      <w:tr>
+        <w:trPr>
+          <w:trHeight w:val="399"/>
+          <w:tblHeader/>
+          <w:tblCellSpacing w:w="15" w:type="dxa"/>
+        </w:trPr>
+        <w:tc>
+          <w:tcPr>
+            <w:tcW w:w="3352" w:type="dxa"/>
+            <w:vAlign w:val="center"/>
+            <w:hideMark/>
+          </w:tcPr>
+          <w:p>
+            <w:pPr>
+              <w:rPr>
+                <w:rFonts w:ascii="Georgia" w:hAnsi="Georgia"/>
+                <w:b/>
+                <w:bCs/>
+                <w:lang w:val="en-IN"/>
+              </w:rPr>
+            </w:pPr>
+            <w:r>
+              <w:rPr>
+                <w:rFonts w:ascii="Georgia" w:hAnsi="Georgia"/>
+                <w:b/>
+                <w:bCs/>
+                <w:lang w:val="en-IN"/>
+              </w:rPr>
+              <w:t>Model / Approach</w:t>
+            </w:r>
+          </w:p>
+        </w:tc>
+        <w:tc>
+          <w:tcPr>
+            <w:tcW w:w="1404" w:type="dxa"/>
+            <w:vAlign w:val="center"/>
+            <w:hideMark/>
+          </w:tcPr>
+          <w:p>
+            <w:pPr>
+              <w:rPr>
+                <w:rFonts w:ascii="Georgia" w:hAnsi="Georgia"/>
+                <w:b/>
+                <w:bCs/>
+                <w:lang w:val="en-IN"/>
+              </w:rPr>
+            </w:pPr>
+            <w:r>
+              <w:rPr>
+                <w:rFonts w:ascii="Georgia" w:hAnsi="Georgia"/>
+                <w:b/>
+                <w:bCs/>
+                <w:lang w:val="en-IN"/>
+              </w:rPr>
+              <w:t>F1</w:t>
+            </w:r>
+          </w:p>
+        </w:tc>
+        <w:tc>
+          <w:tcPr>
+            <w:tcW w:w="1938" w:type="dxa"/>
+            <w:vAlign w:val="center"/>
+            <w:hideMark/>
+          </w:tcPr>
+          <w:p>
+            <w:pPr>
+              <w:rPr>
+                <w:rFonts w:ascii="Georgia" w:hAnsi="Georgia"/>
+                <w:b/>
+                <w:bCs/>
+                <w:lang w:val="en-IN"/>
+              </w:rPr>
+            </w:pPr>
+            <w:r>
+              <w:rPr>
+                <w:rFonts w:ascii="Georgia" w:hAnsi="Georgia"/>
+                <w:b/>
+                <w:bCs/>
+                <w:lang w:val="en-IN"/>
+              </w:rPr>
+              <w:t>Balanced Accuracy</w:t>
+            </w:r>
+          </w:p>
+        </w:tc>
+        <w:tc>
+          <w:tcPr>
+            <w:tcW w:w="1184" w:type="dxa"/>
+            <w:vAlign w:val="center"/>
+            <w:hideMark/>
+          </w:tcPr>
+          <w:p>
+            <w:pPr>
+              <w:rPr>
+                <w:rFonts w:ascii="Georgia" w:hAnsi="Georgia"/>
+                <w:b/>
+                <w:bCs/>
+                <w:lang w:val="en-IN"/>
+              </w:rPr>
+            </w:pPr>
+            <w:r>
+              <w:rPr>
+                <w:rFonts w:ascii="Georgia" w:hAnsi="Georgia"/>
+                <w:b/>
+                <w:bCs/>
+                <w:lang w:val="en-IN"/>
+              </w:rPr>
+              <w:t>Recall</w:t>
+            </w:r>
+          </w:p>
+        </w:tc>
+        <w:tc>
+          <w:tcPr>
+            <w:tcW w:w="0" w:type="auto"/>
+            <w:vAlign w:val="center"/>
+            <w:hideMark/>
+          </w:tcPr>
+          <w:p>
+            <w:pPr>
+              <w:rPr>
+                <w:rFonts w:ascii="Georgia" w:hAnsi="Georgia"/>
+                <w:b/>
+                <w:bCs/>
+                <w:lang w:val="en-IN"/>
+              </w:rPr>
+            </w:pPr>
+            <w:r>
+              <w:rPr>
+                <w:rFonts w:ascii="Georgia" w:hAnsi="Georgia"/>
+                <w:b/>
+                <w:bCs/>
+                <w:lang w:val="en-IN"/>
+              </w:rPr>
+              <w:t>Worst DPD</w:t>
+            </w:r>
+          </w:p>
+        </w:tc>
+        <w:tc>
+          <w:tcPr>
+            <w:tcW w:w="0" w:type="auto"/>
+            <w:vAlign w:val="center"/>
+            <w:hideMark/>
+          </w:tcPr>
+          <w:p>
+            <w:pPr>
+              <w:rPr>
+                <w:rFonts w:ascii="Georgia" w:hAnsi="Georgia"/>
+                <w:b/>
+                <w:bCs/>
+                <w:lang w:val="en-IN"/>
+              </w:rPr>
+            </w:pPr>
+            <w:r>
+              <w:rPr>
+                <w:rFonts w:ascii="Georgia" w:hAnsi="Georgia"/>
+                <w:b/>
+                <w:bCs/>
+                <w:lang w:val="en-IN"/>
+              </w:rPr>
+              <w:t>Worst EOD</w:t>
+            </w:r>
+          </w:p>
+        </w:tc>
+      </w:tr>
+      <w:tr>
+        <w:trPr>
+          <w:trHeight w:val="411"/>
+          <w:tblCellSpacing w:w="15" w:type="dxa"/>
+        </w:trPr>
+        <w:tc>
+          <w:tcPr>
+            <w:tcW w:w="3352" w:type="dxa"/>
+            <w:vAlign w:val="center"/>
+            <w:hideMark/>
+          </w:tcPr>
+          <w:p>
+            <w:pPr>
+              <w:rPr>
+                <w:rFonts w:ascii="Georgia" w:hAnsi="Georgia"/>
+                <w:lang w:val="en-IN"/>
+              </w:rPr>
+            </w:pPr>
+            <w:r>
+              <w:rPr>
+                <w:rFonts w:ascii="Georgia" w:hAnsi="Georgia"/>
+                <w:lang w:val="en-IN"/>
+              </w:rPr>
+              <w:t>Current HGB</w:t>
+            </w:r>
+          </w:p>
+        </w:tc>
+        <w:tc>
+          <w:tcPr>
+            <w:tcW w:w="1404" w:type="dxa"/>
+            <w:vAlign w:val="center"/>
+            <w:hideMark/>
+          </w:tcPr>
+          <w:p>
+            <w:pPr>
+              <w:rPr>
+                <w:rFonts w:ascii="Georgia" w:hAnsi="Georgia"/>
+                <w:lang w:val="en-IN"/>
+              </w:rPr>
+            </w:pPr>
+            <w:r>
+              <w:rPr>
+                <w:rFonts w:ascii="Georgia" w:hAnsi="Georgia"/>
+                <w:lang w:val="en-IN"/>
+              </w:rPr>
+              <w:t>0.744</w:t>
+            </w:r>
+          </w:p>
+        </w:tc>
+        <w:tc>
+          <w:tcPr>
+            <w:tcW w:w="1938" w:type="dxa"/>
+            <w:vAlign w:val="center"/>
+            <w:hideMark/>
+          </w:tcPr>
+          <w:p>
+            <w:pPr>
+              <w:rPr>
+                <w:rFonts w:ascii="Georgia" w:hAnsi="Georgia"/>
+                <w:lang w:val="en-IN"/>
+              </w:rPr>
+            </w:pPr>
+            <w:r>
+              <w:rPr>
+                <w:rFonts w:ascii="Georgia" w:hAnsi="Georgia"/>
+                <w:lang w:val="en-IN"/>
+              </w:rPr>
+              <w:t>0.819</w:t>
+            </w:r>
+          </w:p>
+        </w:tc>
+        <w:tc>
+          <w:tcPr>
+            <w:tcW w:w="1184" w:type="dxa"/>
+            <w:vAlign w:val="center"/>
+            <w:hideMark/>
+          </w:tcPr>
+          <w:p>
+            <w:pPr>
+              <w:rPr>
+                <w:rFonts w:ascii="Georgia" w:hAnsi="Georgia"/>
+                <w:lang w:val="en-IN"/>
+              </w:rPr>
+            </w:pPr>
+            <w:r>
+              <w:rPr>
+                <w:rFonts w:ascii="Georgia" w:hAnsi="Georgia"/>
+                <w:lang w:val="en-IN"/>
+              </w:rPr>
+              <w:t>0.803</w:t>
+            </w:r>
+          </w:p>
+        </w:tc>
+        <w:tc>
+          <w:tcPr>
+            <w:tcW w:w="0" w:type="auto"/>
+            <w:vAlign w:val="center"/>
+            <w:hideMark/>
+          </w:tcPr>
+          <w:p>
+            <w:pPr>
+              <w:rPr>
+                <w:rFonts w:ascii="Georgia" w:hAnsi="Georgia"/>
+                <w:lang w:val="en-IN"/>
+              </w:rPr>
+            </w:pPr>
+            <w:r>
+              <w:rPr>
+                <w:rFonts w:ascii="Georgia" w:hAnsi="Georgia"/>
+                <w:lang w:val="en-IN"/>
+              </w:rPr>
+              <w:t>0.214</w:t>
+            </w:r>
+          </w:p>
+        </w:tc>
+        <w:tc>
+          <w:tcPr>
+            <w:tcW w:w="0" w:type="auto"/>
+            <w:vAlign w:val="center"/>
+            <w:hideMark/>
+          </w:tcPr>
+          <w:p>
+            <w:pPr>
+              <w:rPr>
+                <w:rFonts w:ascii="Georgia" w:hAnsi="Georgia"/>
+                <w:lang w:val="en-IN"/>
+              </w:rPr>
+            </w:pPr>
+            <w:r>
+              <w:rPr>
+                <w:rFonts w:ascii="Georgia" w:hAnsi="Georgia"/>
+                <w:lang w:val="en-IN"/>
+              </w:rPr>
+              <w:t>0.106</w:t>
+            </w:r>
+          </w:p>
+        </w:tc>
+      </w:tr>
+      <w:tr>
+        <w:trPr>
+          <w:trHeight w:val="399"/>
+          <w:tblCellSpacing w:w="15" w:type="dxa"/>
+        </w:trPr>
+        <w:tc>
+          <w:tcPr>
+            <w:tcW w:w="3352" w:type="dxa"/>
+            <w:vAlign w:val="center"/>
+            <w:hideMark/>
+          </w:tcPr>
+          <w:p>
+            <w:pPr>
+              <w:rPr>
+                <w:rFonts w:ascii="Georgia" w:hAnsi="Georgia"/>
+                <w:lang w:val="en-IN"/>
+              </w:rPr>
+            </w:pPr>
+            <w:r>
+              <w:rPr>
+                <w:rFonts w:ascii="Georgia" w:hAnsi="Georgia"/>
+                <w:lang w:val="en-IN"/>
+              </w:rPr>
+              <w:t>Protected predictors removed</w:t>
+            </w:r>
+          </w:p>
+        </w:tc>
+        <w:tc>
+          <w:tcPr>
+            <w:tcW w:w="1404" w:type="dxa"/>
+            <w:vAlign w:val="center"/>
+            <w:hideMark/>
+          </w:tcPr>
+          <w:p>
+            <w:pPr>
+              <w:rPr>
+                <w:rFonts w:ascii="Georgia" w:hAnsi="Georgia"/>
+                <w:lang w:val="en-IN"/>
+              </w:rPr>
+            </w:pPr>
+            <w:r>
+              <w:rPr>
+                <w:rFonts w:ascii="Georgia" w:hAnsi="Georgia"/>
+                <w:lang w:val="en-IN"/>
+              </w:rPr>
+              <w:t>0.740</w:t>
+            </w:r>
+          </w:p>
+        </w:tc>
+        <w:tc>
+          <w:tcPr>
+            <w:tcW w:w="1938" w:type="dxa"/>
+            <w:vAlign w:val="center"/>
+            <w:hideMark/>
+          </w:tcPr>
+          <w:p>
+            <w:pPr>
+              <w:rPr>
+                <w:rFonts w:ascii="Georgia" w:hAnsi="Georgia"/>
+                <w:lang w:val="en-IN"/>
+              </w:rPr>
+            </w:pPr>
+            <w:r>
+              <w:rPr>
+                <w:rFonts w:ascii="Georgia" w:hAnsi="Georgia"/>
+                <w:lang w:val="en-IN"/>
+              </w:rPr>
+              <w:t>0.816</w:t>
+            </w:r>
+          </w:p>
+        </w:tc>
+        <w:tc>
+          <w:tcPr>
+            <w:tcW w:w="1184" w:type="dxa"/>
+            <w:vAlign w:val="center"/>
+            <w:hideMark/>
+          </w:tcPr>
+          <w:p>
+            <w:pPr>
+              <w:rPr>
+                <w:rFonts w:ascii="Georgia" w:hAnsi="Georgia"/>
+                <w:lang w:val="en-IN"/>
+              </w:rPr>
+            </w:pPr>
+            <w:r>
+              <w:rPr>
+                <w:rFonts w:ascii="Georgia" w:hAnsi="Georgia"/>
+                <w:lang w:val="en-IN"/>
+              </w:rPr>
+              <w:t>0.800</w:t>
+            </w:r>
+          </w:p>
+        </w:tc>
+        <w:tc>
+          <w:tcPr>
+            <w:tcW w:w="0" w:type="auto"/>
+            <w:vAlign w:val="center"/>
+            <w:hideMark/>
+          </w:tcPr>
+          <w:p>
+            <w:pPr>
+              <w:rPr>
+                <w:rFonts w:ascii="Georgia" w:hAnsi="Georgia"/>
+                <w:lang w:val="en-IN"/>
+              </w:rPr>
+            </w:pPr>
+            <w:r>
+              <w:rPr>
+                <w:rFonts w:ascii="Georgia" w:hAnsi="Georgia"/>
+                <w:lang w:val="en-IN"/>
+              </w:rPr>
+              <w:t>0.180</w:t>
+            </w:r>
+          </w:p>
+        </w:tc>
+        <w:tc>
+          <w:tcPr>
+            <w:tcW w:w="0" w:type="auto"/>
+            <w:vAlign w:val="center"/>
+            <w:hideMark/>
+          </w:tcPr>
+          <w:p>
+            <w:pPr>
+              <w:rPr>
+                <w:rFonts w:ascii="Georgia" w:hAnsi="Georgia"/>
+                <w:lang w:val="en-IN"/>
+              </w:rPr>
+            </w:pPr>
+            <w:r>
+              <w:rPr>
+                <w:rFonts w:ascii="Georgia" w:hAnsi="Georgia"/>
+                <w:lang w:val="en-IN"/>
+              </w:rPr>
+              <w:t>0.090</w:t>
+            </w:r>
+          </w:p>
+        </w:tc>
+      </w:tr>
+      <w:tr>
+        <w:trPr>
+          <w:trHeight w:val="399"/>
+          <w:tblCellSpacing w:w="15" w:type="dxa"/>
+        </w:trPr>
+        <w:tc>
+          <w:tcPr>
+            <w:tcW w:w="3352" w:type="dxa"/>
+            <w:vAlign w:val="center"/>
+            <w:hideMark/>
+          </w:tcPr>
+          <w:p>
+            <w:pPr>
+              <w:rPr>
+                <w:rFonts w:ascii="Georgia" w:hAnsi="Georgia"/>
+                <w:lang w:val="en-IN"/>
+              </w:rPr>
+            </w:pPr>
+            <w:r>
+              <w:rPr>
+                <w:rFonts w:ascii="Georgia" w:hAnsi="Georgia"/>
+                <w:lang w:val="en-IN"/>
+              </w:rPr>
+              <w:t>Intersectionally reweighted HGB</w:t>
+            </w:r>
+          </w:p>
+        </w:tc>
+        <w:tc>
+          <w:tcPr>
+            <w:tcW w:w="1404" w:type="dxa"/>
+            <w:vAlign w:val="center"/>
+            <w:hideMark/>
+          </w:tcPr>
+          <w:p>
+            <w:pPr>
+              <w:rPr>
+                <w:rFonts w:ascii="Georgia" w:hAnsi="Georgia"/>
+                <w:lang w:val="en-IN"/>
+              </w:rPr>
+            </w:pPr>
+            <w:r>
+              <w:rPr>
+                <w:rFonts w:ascii="Georgia" w:hAnsi="Georgia"/>
+                <w:lang w:val="en-IN"/>
+              </w:rPr>
+              <w:t>0.736</w:t>
+            </w:r>
+          </w:p>
+        </w:tc>
+        <w:tc>
+          <w:tcPr>
+            <w:tcW w:w="1938" w:type="dxa"/>
+            <w:vAlign w:val="center"/>
+            <w:hideMark/>
+          </w:tcPr>
+          <w:p>
+            <w:pPr>
+              <w:rPr>
+                <w:rFonts w:ascii="Georgia" w:hAnsi="Georgia"/>
+                <w:lang w:val="en-IN"/>
+              </w:rPr>
+            </w:pPr>
+            <w:r>
+              <w:rPr>
+                <w:rFonts w:ascii="Georgia" w:hAnsi="Georgia"/>
+                <w:lang w:val="en-IN"/>
+              </w:rPr>
+              <w:t>0.812</w:t>
+            </w:r>
+          </w:p>
+        </w:tc>
+        <w:tc>
+          <w:tcPr>
+            <w:tcW w:w="1184" w:type="dxa"/>
+            <w:vAlign w:val="center"/>
+            <w:hideMark/>
+          </w:tcPr>
+          <w:p>
+            <w:pPr>
+              <w:rPr>
+                <w:rFonts w:ascii="Georgia" w:hAnsi="Georgia"/>
+                <w:lang w:val="en-IN"/>
+              </w:rPr>
+            </w:pPr>
+            <w:r>
+              <w:rPr>
+                <w:rFonts w:ascii="Georgia" w:hAnsi="Georgia"/>
+                <w:lang w:val="en-IN"/>
+              </w:rPr>
+              <w:t>0.788</w:t>
+            </w:r>
+          </w:p>
+        </w:tc>
+        <w:tc>
+          <w:tcPr>
+            <w:tcW w:w="0" w:type="auto"/>
+            <w:vAlign w:val="center"/>
+            <w:hideMark/>
+          </w:tcPr>
+          <w:p>
+            <w:pPr>
+              <w:rPr>
+                <w:rFonts w:ascii="Georgia" w:hAnsi="Georgia"/>
+                <w:lang w:val="en-IN"/>
+              </w:rPr>
+            </w:pPr>
+            <w:r>
+              <w:rPr>
+                <w:rFonts w:ascii="Georgia" w:hAnsi="Georgia"/>
+                <w:lang w:val="en-IN"/>
+              </w:rPr>
+              <w:t>0.186</w:t>
+            </w:r>
+          </w:p>
+        </w:tc>
+        <w:tc>
+          <w:tcPr>
+            <w:tcW w:w="0" w:type="auto"/>
+            <w:vAlign w:val="center"/>
+            <w:hideMark/>
+          </w:tcPr>
+          <w:p>
+            <w:pPr>
+              <w:rPr>
+                <w:rFonts w:ascii="Georgia" w:hAnsi="Georgia"/>
+                <w:lang w:val="en-IN"/>
+              </w:rPr>
+            </w:pPr>
+            <w:r>
+              <w:rPr>
+                <w:rFonts w:ascii="Georgia" w:hAnsi="Georgia"/>
+                <w:lang w:val="en-IN"/>
+              </w:rPr>
+              <w:t>0.102</w:t>
+            </w:r>
+          </w:p>
+        </w:tc>
+      </w:tr>
+      <w:tr>
+        <w:trPr>
+          <w:trHeight w:val="399"/>
+          <w:tblCellSpacing w:w="15" w:type="dxa"/>
+        </w:trPr>
+        <w:tc>
+          <w:tcPr>
+            <w:tcW w:w="3352" w:type="dxa"/>
+            <w:vAlign w:val="center"/>
+            <w:hideMark/>
+          </w:tcPr>
+          <w:p>
+            <w:pPr>
+              <w:rPr>
+                <w:rFonts w:ascii="Georgia" w:hAnsi="Georgia"/>
+                <w:lang w:val="en-IN"/>
+              </w:rPr>
+            </w:pPr>
+            <w:r>
+              <w:rPr>
+                <w:rFonts w:ascii="Georgia" w:hAnsi="Georgia"/>
+                <w:lang w:val="en-IN"/>
+              </w:rPr>
+              <w:t>Equal-opportunity-constrained HGB</w:t>
+            </w:r>
+          </w:p>
+        </w:tc>
+        <w:tc>
+          <w:tcPr>
+            <w:tcW w:w="1404" w:type="dxa"/>
+            <w:vAlign w:val="center"/>
+            <w:hideMark/>
+          </w:tcPr>
+          <w:p>
+            <w:pPr>
+              <w:rPr>
+                <w:rFonts w:ascii="Georgia" w:hAnsi="Georgia"/>
+                <w:lang w:val="en-IN"/>
+              </w:rPr>
+            </w:pPr>
+            <w:r>
+              <w:rPr>
+                <w:rFonts w:ascii="Georgia" w:hAnsi="Georgia"/>
+                <w:lang w:val="en-IN"/>
+              </w:rPr>
+              <w:t>0.718</w:t>
+            </w:r>
+          </w:p>
+        </w:tc>
+        <w:tc>
+          <w:tcPr>
+            <w:tcW w:w="1938" w:type="dxa"/>
+            <w:vAlign w:val="center"/>
+            <w:hideMark/>
+          </w:tcPr>
+          <w:p>
+            <w:pPr>
+              <w:rPr>
+                <w:rFonts w:ascii="Georgia" w:hAnsi="Georgia"/>
+                <w:lang w:val="en-IN"/>
+              </w:rPr>
+            </w:pPr>
+            <w:r>
+              <w:rPr>
+                <w:rFonts w:ascii="Georgia" w:hAnsi="Georgia"/>
+                <w:lang w:val="en-IN"/>
+              </w:rPr>
+              <w:t>0.788</w:t>
+            </w:r>
+          </w:p>
+        </w:tc>
+        <w:tc>
+          <w:tcPr>
+            <w:tcW w:w="1184" w:type="dxa"/>
+            <w:vAlign w:val="center"/>
+            <w:hideMark/>
+          </w:tcPr>
+          <w:p>
+            <w:pPr>
+              <w:rPr>
+                <w:rFonts w:ascii="Georgia" w:hAnsi="Georgia"/>
+                <w:lang w:val="en-IN"/>
+              </w:rPr>
+            </w:pPr>
+            <w:r>
+              <w:rPr>
+                <w:rFonts w:ascii="Georgia" w:hAnsi="Georgia"/>
+                <w:lang w:val="en-IN"/>
+              </w:rPr>
+              <w:t>0.653</w:t>
+            </w:r>
+          </w:p>
+        </w:tc>
+        <w:tc>
+          <w:tcPr>
+            <w:tcW w:w="0" w:type="auto"/>
+            <w:vAlign w:val="center"/>
+            <w:hideMark/>
+          </w:tcPr>
+          <w:p>
+            <w:pPr>
+              <w:rPr>
+                <w:rFonts w:ascii="Georgia" w:hAnsi="Georgia"/>
+                <w:lang w:val="en-IN"/>
+              </w:rPr>
+            </w:pPr>
+            <w:r>
+              <w:rPr>
+                <w:rFonts w:ascii="Georgia" w:hAnsi="Georgia"/>
+                <w:lang w:val="en-IN"/>
+              </w:rPr>
+              <w:t>0.173</w:t>
+            </w:r>
+          </w:p>
+        </w:tc>
+        <w:tc>
+          <w:tcPr>
+            <w:tcW w:w="0" w:type="auto"/>
+            <w:vAlign w:val="center"/>
+            <w:hideMark/>
+          </w:tcPr>
+          <w:p>
+            <w:pPr>
+              <w:rPr>
+                <w:rFonts w:ascii="Georgia" w:hAnsi="Georgia"/>
+                <w:lang w:val="en-IN"/>
+              </w:rPr>
+            </w:pPr>
+            <w:r>
+              <w:rPr>
+                <w:rFonts w:ascii="Georgia" w:hAnsi="Georgia"/>
+                <w:lang w:val="en-IN"/>
+              </w:rPr>
+              <w:t>0.152</w:t>
+            </w:r>
+          </w:p>
+        </w:tc>
+      </w:tr>
+      <w:tr>
+        <w:trPr>
+          <w:trHeight w:val="399"/>
+          <w:tblCellSpacing w:w="15" w:type="dxa"/>
+        </w:trPr>
+        <w:tc>
+          <w:tcPr>
+            <w:tcW w:w="3352" w:type="dxa"/>
+            <w:vAlign w:val="center"/>
+            <w:hideMark/>
+          </w:tcPr>
+          <w:p>
+            <w:pPr>
+              <w:rPr>
+                <w:rFonts w:ascii="Georgia" w:hAnsi="Georgia"/>
+                <w:lang w:val="en-IN"/>
+              </w:rPr>
+            </w:pPr>
+            <w:r>
+              <w:rPr>
+                <w:rFonts w:ascii="Georgia" w:hAnsi="Georgia"/>
+                <w:lang w:val="en-IN"/>
+              </w:rPr>
+              <w:t>Group-specific thresholds*</w:t>
+            </w:r>
+          </w:p>
+        </w:tc>
+        <w:tc>
+          <w:tcPr>
+            <w:tcW w:w="1404" w:type="dxa"/>
+            <w:vAlign w:val="center"/>
+            <w:hideMark/>
+          </w:tcPr>
+          <w:p>
+            <w:pPr>
+              <w:rPr>
+                <w:rFonts w:ascii="Georgia" w:hAnsi="Georgia"/>
+                <w:lang w:val="en-IN"/>
+              </w:rPr>
+            </w:pPr>
+            <w:r>
+              <w:rPr>
+                <w:rFonts w:ascii="Georgia" w:hAnsi="Georgia"/>
+                <w:lang w:val="en-IN"/>
+              </w:rPr>
+              <w:t>0.743</w:t>
+            </w:r>
+          </w:p>
+        </w:tc>
+        <w:tc>
+          <w:tcPr>
+            <w:tcW w:w="1938" w:type="dxa"/>
+            <w:vAlign w:val="center"/>
+            <w:hideMark/>
+          </w:tcPr>
+          <w:p>
+            <w:pPr>
+              <w:rPr>
+                <w:rFonts w:ascii="Georgia" w:hAnsi="Georgia"/>
+                <w:lang w:val="en-IN"/>
+              </w:rPr>
+            </w:pPr>
+            <w:r>
+              <w:rPr>
+                <w:rFonts w:ascii="Georgia" w:hAnsi="Georgia"/>
+                <w:lang w:val="en-IN"/>
+              </w:rPr>
+              <w:t>0.818</w:t>
+            </w:r>
+          </w:p>
+        </w:tc>
+        <w:tc>
+          <w:tcPr>
+            <w:tcW w:w="1184" w:type="dxa"/>
+            <w:vAlign w:val="center"/>
+            <w:hideMark/>
+          </w:tcPr>
+          <w:p>
+            <w:pPr>
+              <w:rPr>
+                <w:rFonts w:ascii="Georgia" w:hAnsi="Georgia"/>
+                <w:lang w:val="en-IN"/>
+              </w:rPr>
+            </w:pPr>
+            <w:r>
+              <w:rPr>
+                <w:rFonts w:ascii="Georgia" w:hAnsi="Georgia"/>
+                <w:lang w:val="en-IN"/>
+              </w:rPr>
+              <w:t>0.800</w:t>
+            </w:r>
+          </w:p>
+        </w:tc>
+        <w:tc>
+          <w:tcPr>
+            <w:tcW w:w="0" w:type="auto"/>
+            <w:vAlign w:val="center"/>
+            <w:hideMark/>
+          </w:tcPr>
+          <w:p>
+            <w:pPr>
+              <w:rPr>
+                <w:rFonts w:ascii="Georgia" w:hAnsi="Georgia"/>
+                <w:lang w:val="en-IN"/>
+              </w:rPr>
+            </w:pPr>
+            <w:r>
+              <w:rPr>
+                <w:rFonts w:ascii="Georgia" w:hAnsi="Georgia"/>
+                <w:lang w:val="en-IN"/>
+              </w:rPr>
+              <w:t>0.143</w:t>
+            </w:r>
+          </w:p>
+        </w:tc>
+        <w:tc>
+          <w:tcPr>
+            <w:tcW w:w="0" w:type="auto"/>
+            <w:vAlign w:val="center"/>
+            <w:hideMark/>
+          </w:tcPr>
+          <w:p>
+            <w:pPr>
+              <w:rPr>
+                <w:rFonts w:ascii="Georgia" w:hAnsi="Georgia"/>
+                <w:lang w:val="en-IN"/>
+              </w:rPr>
+            </w:pPr>
+            <w:r>
+              <w:rPr>
+                <w:rFonts w:ascii="Georgia" w:hAnsi="Georgia"/>
+                <w:lang w:val="en-IN"/>
+              </w:rPr>
+              <w:t>0.067</w:t>
+            </w:r>
+          </w:p>
+        </w:tc>
+      </w:tr>
+    </w:tbl>
+    <w:p>
+      <w:pPr>
+        <w:rPr>
+          <w:rFonts w:ascii="Georgia" w:hAnsi="Georgia"/>
+        </w:rPr>
+      </w:pPr>
+    </w:p>
+    <w:p>
+      <w:pPr>
+        <w:pStyle w:val="Heading1"/>
+        <w:rPr>
+          <w:rFonts w:ascii="Georgia" w:hAnsi="Georgia"/>
+        </w:rPr>
+      </w:pPr>
+      <w:r>
+        <w:rPr>
+          <w:rFonts w:ascii="Georgia" w:hAnsi="Georgia"/>
+        </w:rPr>
+        <w:t>14.</w:t>
+      </w:r>
+      <w:r>
+        <w:rPr>
+          <w:rFonts w:ascii="Georgia" w:hAnsi="Georgia"/>
+        </w:rPr>
+        <w:t>5</w:t>
+      </w:r>
+      <w:r>
+        <w:rPr>
+          <w:rFonts w:ascii="Georgia" w:hAnsi="Georgia"/>
+        </w:rPr>
+        <w:t xml:space="preserve"> Interpretation of Mitigation Results</w:t>
+      </w:r>
+    </w:p>
+    <w:p>
+      <w:pPr>
+        <w:rPr>
+          <w:rFonts w:ascii="Georgia" w:hAnsi="Georgia"/>
+          <w:lang w:val="en-IN"/>
+        </w:rPr>
+      </w:pPr>
+      <w:r>
+        <w:rPr>
+          <w:rFonts w:ascii="Georgia" w:hAnsi="Georgia"/>
+          <w:b/>
+          <w:bCs/>
+          <w:lang w:val="en-IN"/>
+        </w:rPr>
+        <w:t>Protected predictor removal</w:t>
+      </w:r>
+      <w:r>
+        <w:rPr>
+          <w:rFonts w:ascii="Georgia" w:hAnsi="Georgia"/>
+          <w:lang w:val="en-IN"/>
+        </w:rPr>
+        <w:t xml:space="preserve"> provided the best practical group-blind trade-off. The worst DPD decreased from 0.214 to 0.180, while the worst EOD decreased from 0.106 to 0.090. The F1 score changed only slightly, from 0.744 to 0.740. This indicates that some improvement in fairness was achieved with minimal loss of predictive performance.</w:t>
+      </w:r>
+    </w:p>
+    <w:p>
+      <w:pPr>
+        <w:rPr>
+          <w:rFonts w:ascii="Georgia" w:hAnsi="Georgia"/>
+          <w:lang w:val="en-IN"/>
+        </w:rPr>
+      </w:pPr>
+      <w:r>
+        <w:rPr>
+          <w:rFonts w:ascii="Georgia" w:hAnsi="Georgia"/>
+          <w:b/>
+          <w:bCs/>
+          <w:lang w:val="en-IN"/>
+        </w:rPr>
+        <w:t>Intersectional reweighting</w:t>
+      </w:r>
+      <w:r>
+        <w:rPr>
+          <w:rFonts w:ascii="Georgia" w:hAnsi="Georgia"/>
+          <w:lang w:val="en-IN"/>
+        </w:rPr>
+        <w:t xml:space="preserve"> also reduced the fairness gaps but produced a slightly larger reduction in predictive performance than protected predictor removal.</w:t>
+      </w:r>
+    </w:p>
+    <w:p>
+      <w:pPr>
+        <w:rPr>
+          <w:rFonts w:ascii="Georgia" w:hAnsi="Georgia"/>
+          <w:lang w:val="en-IN"/>
+        </w:rPr>
+      </w:pPr>
+      <w:r>
+        <w:rPr>
+          <w:rFonts w:ascii="Georgia" w:hAnsi="Georgia"/>
+          <w:lang w:val="en-IN"/>
+        </w:rPr>
+        <w:t xml:space="preserve">The </w:t>
+      </w:r>
+      <w:r>
+        <w:rPr>
+          <w:rFonts w:ascii="Georgia" w:hAnsi="Georgia"/>
+          <w:b/>
+          <w:bCs/>
+          <w:lang w:val="en-IN"/>
+        </w:rPr>
+        <w:t>equal-opportunity-constrained HGB</w:t>
+      </w:r>
+      <w:r>
+        <w:rPr>
+          <w:rFonts w:ascii="Georgia" w:hAnsi="Georgia"/>
+          <w:lang w:val="en-IN"/>
+        </w:rPr>
+        <w:t xml:space="preserve"> reduced the DPD to 0.173 but worsened EOD to 0.152. Recall fell from 0.803 to 0.653, and the number of missed withdrawals increased substantially from 303 to 534. Therefore, reducing one fairness measure did not produce an acceptable overall outcome.</w:t>
+      </w:r>
+    </w:p>
+    <w:p>
+      <w:pPr>
+        <w:rPr>
+          <w:rFonts w:ascii="Georgia" w:hAnsi="Georgia"/>
+          <w:lang w:val="en-IN"/>
+        </w:rPr>
+      </w:pPr>
+      <w:r>
+        <w:rPr>
+          <w:rFonts w:ascii="Georgia" w:hAnsi="Georgia"/>
+          <w:lang w:val="en-IN"/>
+        </w:rPr>
+        <w:t xml:space="preserve">The </w:t>
+      </w:r>
+      <w:r>
+        <w:rPr>
+          <w:rFonts w:ascii="Georgia" w:hAnsi="Georgia"/>
+          <w:b/>
+          <w:bCs/>
+          <w:lang w:val="en-IN"/>
+        </w:rPr>
+        <w:t>group-specific threshold benchmark</w:t>
+      </w:r>
+      <w:r>
+        <w:rPr>
+          <w:rFonts w:ascii="Georgia" w:hAnsi="Georgia"/>
+          <w:lang w:val="en-IN"/>
+        </w:rPr>
+        <w:t xml:space="preserve"> achieved the strongest numerical fairness results, with DPD of 0.143 and EOD of 0.067 while maintaining an F1 score close to the baseline. However, it requires protected group information during decision-making and applies different thresholds to different groups. For this reason, it was retained as an experimental benchmark rather than selected as the recommended approach.</w:t>
+      </w:r>
+    </w:p>
+    <w:p>
+      <w:pPr>
+        <w:rPr>
+          <w:rFonts w:ascii="Georgia" w:hAnsi="Georgia"/>
+        </w:rPr>
+      </w:pPr>
+    </w:p>
+    <w:p>
+      <w:pPr>
+        <w:pStyle w:val="Heading1"/>
+        <w:rPr>
+          <w:rFonts w:ascii="Georgia" w:hAnsi="Georgia"/>
+        </w:rPr>
+      </w:pPr>
+      <w:r>
+        <w:rPr>
+          <w:rFonts w:ascii="Georgia" w:hAnsi="Georgia"/>
+        </w:rPr>
+        <w:lastRenderedPageBreak/>
+        <w:t>14.</w:t>
+      </w:r>
+      <w:r>
+        <w:rPr>
+          <w:rFonts w:ascii="Georgia" w:hAnsi="Georgia"/>
+        </w:rPr>
+        <w:t>6</w:t>
+      </w:r>
+      <w:r>
+        <w:rPr>
+          <w:rFonts w:ascii="Georgia" w:hAnsi="Georgia"/>
+        </w:rPr>
+        <w:t xml:space="preserve"> </w:t>
+      </w:r>
+      <w:r>
+        <w:rPr>
+          <w:rFonts w:ascii="Georgia" w:hAnsi="Georgia"/>
+        </w:rPr>
+        <w:t>Accuracy–Fairness Trade-off</w:t>
+      </w:r>
+    </w:p>
+    <w:p>
+      <w:pPr>
+        <w:rPr>
+          <w:rFonts w:ascii="Georgia" w:hAnsi="Georgia"/>
+        </w:rPr>
+      </w:pPr>
+      <w:r>
+        <w:rPr>
+          <w:rFonts w:ascii="Georgia" w:hAnsi="Georgia"/>
+          <w:noProof/>
+        </w:rPr>
+        <w:drawing>
+          <wp:inline distT="0" distB="0" distL="0" distR="0" wp14:anchorId="105CE779" wp14:editId="415C9078">
+            <wp:extent cx="6400800" cy="3798570"/>
+            <wp:effectExtent l="0" t="0" r="0" b="0"/>
+            <wp:docPr id="578986830" name="Picture 1"/>
+            <wp:cNvGraphicFramePr>
+              <a:graphicFrameLocks xmlns:a="http://schemas.openxmlformats.org/drawingml/2006/main" noChangeAspect="1"/>
+            </wp:cNvGraphicFramePr>
+            <a:graphic xmlns:a="http://schemas.openxmlformats.org/drawingml/2006/main">
+              <a:graphicData uri="http://schemas.openxmlformats.org/drawingml/2006/picture">
+                <pic:pic xmlns:pic="http://schemas.openxmlformats.org/drawingml/2006/picture">
+                  <pic:nvPicPr>
+                    <pic:cNvPr id="0" name="Picture 1"/>
+                    <pic:cNvPicPr>
+                      <a:picLocks noChangeAspect="1" noChangeArrowheads="1"/>
+                    </pic:cNvPicPr>
+                  </pic:nvPicPr>
+                  <pic:blipFill>
+                    <a:blip r:embed="rId14">
+                      <a:extLst>
+                        <a:ext uri="{28A0092B-C50C-407E-A947-70E740481C1C}">
+                          <a14:useLocalDpi xmlns:a14="http://schemas.microsoft.com/office/drawing/2010/main" val="0"/>
+                        </a:ext>
+                      </a:extLst>
+                    </a:blip>
+                    <a:srcRect/>
+                    <a:stretch>
+                      <a:fillRect/>
+                    </a:stretch>
+                  </pic:blipFill>
+                  <pic:spPr bwMode="auto">
+                    <a:xfrm>
+                      <a:off x="0" y="0"/>
+                      <a:ext cx="6400800" cy="3798570"/>
+                    </a:xfrm>
+                    <a:prstGeom prst="rect">
+                      <a:avLst/>
+                    </a:prstGeom>
+                    <a:noFill/>
+                    <a:ln>
+                      <a:noFill/>
+                    </a:ln>
+                  </pic:spPr>
+                </pic:pic>
+              </a:graphicData>
+            </a:graphic>
+          </wp:inline>
+        </w:drawing>
+      </w:r>
+    </w:p>
+    <w:p>
+      <w:pPr>
+        <w:rPr>
+          <w:rFonts w:ascii="Georgia" w:hAnsi="Georgia"/>
+        </w:rPr>
+      </w:pPr>
+    </w:p>
+    <w:p>
+      <w:pPr>
+        <w:rPr>
+          <w:rFonts w:ascii="Georgia" w:hAnsi="Georgia"/>
+        </w:rPr>
+      </w:pPr>
+      <w:r>
+        <w:rPr>
+          <w:rFonts w:ascii="Georgia" w:hAnsi="Georgia"/>
+          <w:noProof/>
+        </w:rPr>
+        <w:drawing>
+          <wp:inline distT="0" distB="0" distL="0" distR="0" wp14:anchorId="1843BF1E" wp14:editId="2281338D">
+            <wp:extent cx="6400800" cy="2183130"/>
+            <wp:effectExtent l="0" t="0" r="0" b="7620"/>
+            <wp:docPr id="966199805" name="Picture 2"/>
+            <wp:cNvGraphicFramePr>
+              <a:graphicFrameLocks xmlns:a="http://schemas.openxmlformats.org/drawingml/2006/main" noChangeAspect="1"/>
+            </wp:cNvGraphicFramePr>
+            <a:graphic xmlns:a="http://schemas.openxmlformats.org/drawingml/2006/main">
+              <a:graphicData uri="http://schemas.openxmlformats.org/drawingml/2006/picture">
+                <pic:pic xmlns:pic="http://schemas.openxmlformats.org/drawingml/2006/picture">
+                  <pic:nvPicPr>
+                    <pic:cNvPr id="0" name="Picture 3"/>
+                    <pic:cNvPicPr>
+                      <a:picLocks noChangeAspect="1" noChangeArrowheads="1"/>
+                    </pic:cNvPicPr>
+                  </pic:nvPicPr>
+                  <pic:blipFill>
+                    <a:blip r:embed="rId15">
+                      <a:extLst>
+                        <a:ext uri="{28A0092B-C50C-407E-A947-70E740481C1C}">
+                          <a14:useLocalDpi xmlns:a14="http://schemas.microsoft.com/office/drawing/2010/main" val="0"/>
+                        </a:ext>
+                      </a:extLst>
+                    </a:blip>
+                    <a:srcRect/>
+                    <a:stretch>
+                      <a:fillRect/>
+                    </a:stretch>
+                  </pic:blipFill>
+                  <pic:spPr bwMode="auto">
+                    <a:xfrm>
+                      <a:off x="0" y="0"/>
+                      <a:ext cx="6400800" cy="2183130"/>
+                    </a:xfrm>
+                    <a:prstGeom prst="rect">
+                      <a:avLst/>
+                    </a:prstGeom>
+                    <a:noFill/>
+                    <a:ln>
+                      <a:noFill/>
+                    </a:ln>
+                  </pic:spPr>
+                </pic:pic>
+              </a:graphicData>
+            </a:graphic>
+          </wp:inline>
+        </w:drawing>
+      </w:r>
+    </w:p>
+    <w:p>
+      <w:pPr>
+        <w:rPr>
+          <w:rFonts w:ascii="Georgia" w:hAnsi="Georgia"/>
+        </w:rPr>
+      </w:pPr>
+    </w:p>
+    <w:p>
+      <w:pPr>
+        <w:rPr>
+          <w:rFonts w:ascii="Georgia" w:hAnsi="Georgia"/>
+        </w:rPr>
+      </w:pPr>
+      <w:r>
+        <w:rPr>
+          <w:rFonts w:ascii="Georgia" w:hAnsi="Georgia"/>
+        </w:rPr>
+        <w:t>The comparison demonstrates that fairness cannot be evaluated independently of predictive performance. A model may reduce differences in one fairness metric while increasing false negatives or reducing recall. The protected-predictor-removed model remained close to the original HGB in predictive performance while improving both the worst DPD and worst EOD. In contrast, the fairness-constrained model achieved lower DPD but produced a substantial decline in recall and F1.</w:t>
+      </w:r>
+    </w:p>
+    <w:p>
+      <w:pPr>
+        <w:rPr>
+          <w:rFonts w:ascii="Georgia" w:hAnsi="Georgia"/>
+        </w:rPr>
+      </w:pPr>
+    </w:p>
+    <w:p>
+      <w:pPr>
+        <w:pStyle w:val="Heading1"/>
+        <w:rPr>
+          <w:rFonts w:ascii="Georgia" w:hAnsi="Georgia"/>
+        </w:rPr>
+      </w:pPr>
+      <w:r>
+        <w:rPr>
+          <w:rFonts w:ascii="Georgia" w:hAnsi="Georgia"/>
+        </w:rPr>
+        <w:lastRenderedPageBreak/>
+        <w:t>14.</w:t>
+      </w:r>
+      <w:r>
+        <w:rPr>
+          <w:rFonts w:ascii="Georgia" w:hAnsi="Georgia"/>
+        </w:rPr>
+        <w:t>7</w:t>
+      </w:r>
+      <w:r>
+        <w:rPr>
+          <w:rFonts w:ascii="Georgia" w:hAnsi="Georgia"/>
+        </w:rPr>
+        <w:t xml:space="preserve"> Selected Fairness Mitigation</w:t>
+      </w:r>
+    </w:p>
+    <w:p>
+      <w:pPr>
+        <w:rPr>
+          <w:rFonts w:ascii="Georgia" w:hAnsi="Georgia"/>
+          <w:lang w:val="en-IN"/>
+        </w:rPr>
+      </w:pPr>
+      <w:r>
+        <w:rPr>
+          <w:rFonts w:ascii="Georgia" w:hAnsi="Georgia"/>
+          <w:lang w:val="en-IN"/>
+        </w:rPr>
+        <w:t>A selection rule was applied to identify a practical group-blind mitigation approach. Candidate models were considered eligible when the reduction in F1 relative to the baseline was no greater than 0.02 and the DPD did not worsen relative to the baseline. Among the eligible candidates, the model with the lowest EOD was preferred, followed by F1 and balanced accuracy.</w:t>
+      </w:r>
+    </w:p>
+    <w:p>
+      <w:pPr>
+        <w:rPr>
+          <w:rFonts w:ascii="Georgia" w:hAnsi="Georgia"/>
+          <w:lang w:val="en-IN"/>
+        </w:rPr>
+      </w:pPr>
+      <w:r>
+        <w:rPr>
+          <w:rFonts w:ascii="Georgia" w:hAnsi="Georgia"/>
+          <w:lang w:val="en-IN"/>
+        </w:rPr>
+        <w:t xml:space="preserve">Under this criterion, </w:t>
+      </w:r>
+      <w:r>
+        <w:rPr>
+          <w:rFonts w:ascii="Georgia" w:hAnsi="Georgia"/>
+          <w:b/>
+          <w:bCs/>
+          <w:lang w:val="en-IN"/>
+        </w:rPr>
+        <w:t>Protected Predictors Removed</w:t>
+      </w:r>
+      <w:r>
+        <w:rPr>
+          <w:rFonts w:ascii="Georgia" w:hAnsi="Georgia"/>
+          <w:lang w:val="en-IN"/>
+        </w:rPr>
+        <w:t xml:space="preserve"> was selected as the preferred fairness-mitigation candidate. Its F1 was 0.740 compared with 0.744 for the original model, while worst DPD decreased from 0.214 to 0.180 and worst EOD decreased from 0.106 to 0.090. The common decision threshold was retained at 0.50.</w:t>
+      </w:r>
+    </w:p>
+    <w:p>
+      <w:pPr>
+        <w:rPr>
+          <w:rFonts w:ascii="Georgia" w:hAnsi="Georgia"/>
+          <w:lang w:val="en-IN"/>
+        </w:rPr>
+      </w:pPr>
+    </w:p>
+    <w:p>
+      <w:pPr>
+        <w:pStyle w:val="Heading1"/>
+        <w:rPr>
+          <w:rFonts w:ascii="Georgia" w:hAnsi="Georgia"/>
+        </w:rPr>
+      </w:pPr>
+      <w:r>
+        <w:rPr>
+          <w:rFonts w:ascii="Georgia" w:hAnsi="Georgia"/>
+        </w:rPr>
+        <w:t>14.</w:t>
+      </w:r>
+      <w:r>
+        <w:rPr>
+          <w:rFonts w:ascii="Georgia" w:hAnsi="Georgia"/>
+        </w:rPr>
+        <w:t>8</w:t>
+      </w:r>
+      <w:r>
+        <w:rPr>
+          <w:rFonts w:ascii="Georgia" w:hAnsi="Georgia"/>
+        </w:rPr>
+        <w:t xml:space="preserve"> Held-Out Test Fairness Check</w:t>
+      </w:r>
+    </w:p>
+    <w:p>
+      <w:pPr>
+        <w:rPr>
+          <w:rFonts w:ascii="Georgia" w:hAnsi="Georgia"/>
+          <w:lang w:val="en-IN"/>
+        </w:rPr>
+      </w:pPr>
+      <w:r>
+        <w:rPr>
+          <w:rFonts w:ascii="Georgia" w:hAnsi="Georgia"/>
+          <w:lang w:val="en-IN"/>
+        </w:rPr>
+        <w:t xml:space="preserve">The selected fairness-mitigation approach was then evaluated on the held-out test partition. The selected model achieved an F1 score of </w:t>
+      </w:r>
+      <w:r>
+        <w:rPr>
+          <w:rFonts w:ascii="Georgia" w:hAnsi="Georgia"/>
+          <w:b/>
+          <w:bCs/>
+          <w:lang w:val="en-IN"/>
+        </w:rPr>
+        <w:t>0.717</w:t>
+      </w:r>
+      <w:r>
+        <w:rPr>
+          <w:rFonts w:ascii="Georgia" w:hAnsi="Georgia"/>
+          <w:lang w:val="en-IN"/>
+        </w:rPr>
+        <w:t xml:space="preserve"> and balanced accuracy of </w:t>
+      </w:r>
+      <w:r>
+        <w:rPr>
+          <w:rFonts w:ascii="Georgia" w:hAnsi="Georgia"/>
+          <w:b/>
+          <w:bCs/>
+          <w:lang w:val="en-IN"/>
+        </w:rPr>
+        <w:t>0.803</w:t>
+      </w:r>
+      <w:r>
+        <w:rPr>
+          <w:rFonts w:ascii="Georgia" w:hAnsi="Georgia"/>
+          <w:lang w:val="en-IN"/>
+        </w:rPr>
+        <w:t>.</w:t>
+      </w:r>
+    </w:p>
+    <w:p>
+      <w:pPr>
+        <w:rPr>
+          <w:rFonts w:ascii="Georgia" w:hAnsi="Georgia"/>
+          <w:lang w:val="en-IN"/>
+        </w:rPr>
+      </w:pPr>
+      <w:r>
+        <w:rPr>
+          <w:rFonts w:ascii="Georgia" w:hAnsi="Georgia"/>
+          <w:lang w:val="en-IN"/>
+        </w:rPr>
+        <w:t xml:space="preserve">The test DPD was </w:t>
+      </w:r>
+      <w:r>
+        <w:rPr>
+          <w:rFonts w:ascii="Georgia" w:hAnsi="Georgia"/>
+          <w:b/>
+          <w:bCs/>
+          <w:lang w:val="en-IN"/>
+        </w:rPr>
+        <w:t>0.179</w:t>
+      </w:r>
+      <w:r>
+        <w:rPr>
+          <w:rFonts w:ascii="Georgia" w:hAnsi="Georgia"/>
+          <w:lang w:val="en-IN"/>
+        </w:rPr>
+        <w:t xml:space="preserve">, which was close to the evaluation value of 0.180. However, the test EOD increased to </w:t>
+      </w:r>
+      <w:r>
+        <w:rPr>
+          <w:rFonts w:ascii="Georgia" w:hAnsi="Georgia"/>
+          <w:b/>
+          <w:bCs/>
+          <w:lang w:val="en-IN"/>
+        </w:rPr>
+        <w:t>0.159</w:t>
+      </w:r>
+      <w:r>
+        <w:rPr>
+          <w:rFonts w:ascii="Georgia" w:hAnsi="Georgia"/>
+          <w:lang w:val="en-IN"/>
+        </w:rPr>
+        <w:t>, compared with 0.090 on the evaluation partition. Therefore, while the DPD improvement remained relatively stable, the EOD improvement did not generalize equally strongly to the held-out student population.</w:t>
+      </w:r>
+    </w:p>
+    <w:p>
+      <w:pPr>
+        <w:rPr>
+          <w:rFonts w:ascii="Georgia" w:hAnsi="Georgia"/>
+          <w:lang w:val="en-IN"/>
+        </w:rPr>
+      </w:pPr>
+      <w:r>
+        <w:rPr>
+          <w:rFonts w:ascii="Georgia" w:hAnsi="Georgia"/>
+          <w:lang w:val="en-IN"/>
+        </w:rPr>
+        <w:t>Importantly, the original HGB model was not audited on this same final test partition within this experiment. Therefore, the results do not support a direct claim that protected-predictor removal improved test-set EOD relative to the original model. The appropriate conclusion is that protected-predictor removal was the strongest mitigation approach during evaluation, but its equal-opportunity performance requires continued monitoring and additional validation.</w:t>
+      </w:r>
+    </w:p>
+    <w:p>
+      <w:pPr>
+        <w:rPr>
+          <w:rFonts w:ascii="Georgia" w:hAnsi="Georgia"/>
+        </w:rPr>
+      </w:pPr>
+    </w:p>
+    <w:p>
+      <w:pPr>
+        <w:rPr>
+          <w:rFonts w:ascii="Georgia" w:hAnsi="Georgia"/>
+          <w:lang w:val="en-IN"/>
+        </w:rPr>
+      </w:pPr>
+    </w:p>
+    <w:p>
+      <w:pPr>
+        <w:rPr>
+          <w:rFonts w:ascii="Georgia" w:hAnsi="Georgia"/>
+        </w:rPr>
+      </w:pPr>
+    </w:p>
+    <w:p>
+      <w:pPr>
+        <w:rPr>
+          <w:rFonts w:ascii="Georgia" w:hAnsi="Georgia"/>
+          <w:lang w:val="en-IN"/>
+        </w:rPr>
+      </w:pPr>
+    </w:p>
+    <w:p>
+      <w:pPr>
+        <w:rPr>
+          <w:rFonts w:ascii="Georgia" w:hAnsi="Georgia"/>
+        </w:rPr>
+      </w:pPr>
+    </w:p>
+    <w:p>
+      <w:pPr>
+        <w:jc w:val="both"/>
+        <w:rPr>
+          <w:rFonts w:ascii="Georgia" w:hAnsi="Georgia"/>
+        </w:rPr>
+      </w:pPr>
     </w:p>
     <w:p>
       <w:pPr>
@@ -16177,6 +18490,90 @@
     </w:p>
     <w:p>
       <w:pPr>
+        <w:pStyle w:val="ListBullet"/>
+        <w:spacing w:after="60"/>
+        <w:rPr>
+          <w:rFonts w:ascii="Georgia" w:hAnsi="Georgia"/>
+          <w:lang w:val="en-IN"/>
+        </w:rPr>
+      </w:pPr>
+      <w:r>
+        <w:rPr>
+          <w:rFonts w:ascii="Georgia" w:hAnsi="Georgia"/>
+          <w:lang w:val="en-IN"/>
+        </w:rPr>
+        <w:t xml:space="preserve">Fairness improvements observed on the evaluation partition may not generalize equally to new student populations, as demonstrated by the higher held-out test EOD. </w:t>
+      </w:r>
+    </w:p>
+    <w:p>
+      <w:pPr>
+        <w:pStyle w:val="ListBullet"/>
+        <w:spacing w:after="60"/>
+        <w:rPr>
+          <w:rFonts w:ascii="Georgia" w:hAnsi="Georgia"/>
+          <w:lang w:val="en-IN"/>
+        </w:rPr>
+      </w:pPr>
+      <w:r>
+        <w:rPr>
+          <w:rFonts w:ascii="Georgia" w:hAnsi="Georgia"/>
+          <w:lang w:val="en-IN"/>
+        </w:rPr>
+        <w:t xml:space="preserve">Small demographic and intersectional groups can produce unstable fairness estimates; confidence intervals and repeated validation should therefore be incorporated in future work. </w:t>
+      </w:r>
+    </w:p>
+    <w:p>
+      <w:pPr>
+        <w:pStyle w:val="ListBullet"/>
+        <w:spacing w:after="60"/>
+        <w:rPr>
+          <w:rFonts w:ascii="Georgia" w:hAnsi="Georgia"/>
+          <w:lang w:val="en-IN"/>
+        </w:rPr>
+      </w:pPr>
+      <w:r>
+        <w:rPr>
+          <w:rFonts w:ascii="Georgia" w:hAnsi="Georgia"/>
+          <w:lang w:val="en-IN"/>
+        </w:rPr>
+        <w:t xml:space="preserve">Removing protected variables does not guarantee fairness because other predictors may act as proxies for protected characteristics. </w:t>
+      </w:r>
+    </w:p>
+    <w:p>
+      <w:pPr>
+        <w:pStyle w:val="ListBullet"/>
+        <w:spacing w:after="60"/>
+        <w:rPr>
+          <w:rFonts w:ascii="Georgia" w:hAnsi="Georgia"/>
+          <w:lang w:val="en-IN"/>
+        </w:rPr>
+      </w:pPr>
+      <w:r>
+        <w:rPr>
+          <w:rFonts w:ascii="Georgia" w:hAnsi="Georgia"/>
+          <w:lang w:val="en-IN"/>
+        </w:rPr>
+        <w:t xml:space="preserve">The operational choice of threshold should consider both advisor capacity and subgroup-level false-negative and false-positive rates. </w:t>
+      </w:r>
+    </w:p>
+    <w:p>
+      <w:pPr>
+        <w:pStyle w:val="ListBullet"/>
+        <w:spacing w:after="60"/>
+        <w:rPr>
+          <w:rFonts w:ascii="Georgia" w:hAnsi="Georgia"/>
+        </w:rPr>
+      </w:pPr>
+      <w:r>
+        <w:rPr>
+          <w:rFonts w:ascii="Georgia" w:hAnsi="Georgia"/>
+          <w:lang w:val="en-IN"/>
+        </w:rPr>
+        <w:t>Fairness monitoring should continue after deployment because student populations and course presentations may change over time.</w:t>
+      </w:r>
+    </w:p>
+    <w:p>
+      <w:pPr>
         <w:rPr>
           <w:rFonts w:ascii="Georgia" w:hAnsi="Georgia"/>
         </w:rPr>
@@ -16711,7 +19108,7 @@
         <w:rPr>
           <w:rFonts w:ascii="Georgia" w:hAnsi="Georgia"/>
         </w:rPr>
-        <w:br w:type="page"/>
+        <w:t>Fairness evaluation showed that the original weighted HGB model produced differences in both flagging rates and withdrawal-detection rates across some demographic and intersectional groups. Removing protected predictors provided the best evaluation-stage group-blind trade-off, reducing worst DPD from 0.214 to 0.180 and worst EOD from 0.106 to 0.090 with only a small reduction in F1 from 0.744 to 0.740. However, the held-out test analysis showed that the EOD improvement did not generalize equally strongly, demonstrating that fairness improvements observed during model selection should not be treated as permanent or conclusive</w:t>
       </w:r>
     </w:p>
     <w:p>
@@ -16725,7 +19122,6 @@
         <w:rPr>
           <w:rFonts w:ascii="Georgia" w:hAnsi="Georgia"/>
         </w:rPr>
-        <w:lastRenderedPageBreak/>
         <w:t>19. References</w:t>
       </w:r>
     </w:p>
@@ -16881,6 +19277,7 @@
         <w:rPr>
           <w:rFonts w:ascii="Georgia" w:hAnsi="Georgia"/>
         </w:rPr>
+        <w:lastRenderedPageBreak/>
         <w:t>Project notebook: Train–Evaluation–Test Modeling, XGBoost, and Imbalance Analysis.</w:t>
       </w:r>
     </w:p>
@@ -17722,7 +20119,7 @@
       </w:r>
     </w:p>
     <w:sectPr>
-      <w:footerReference w:type="default" r:id="rId14"/>
+      <w:footerReference w:type="default" r:id="rId16"/>
       <w:pgSz w:w="12240" w:h="15840"/>
       <w:pgMar w:top="936" w:right="1080" w:bottom="936" w:left="1080" w:header="720" w:footer="720" w:gutter="0"/>
       <w:cols w:space="720"/>
@@ -17970,6 +20367,119 @@
       <w:rPr>
         <w:rFonts w:ascii="Symbol" w:hAnsi="Symbol" w:hint="default"/>
       </w:rPr>
+    </w:lvl>
+  </w:abstractNum>
+  <w:abstractNum w:abstractNumId="9" w15:restartNumberingAfterBreak="0">
+    <w:nsid w:val="238E3909"/>
+    <w:multiLevelType w:val="multilevel"/>
+    <w:tmpl w:val="84320426"/>
+    <w:lvl w:ilvl="0">
+      <w:start w:val="1"/>
+      <w:numFmt w:val="decimal"/>
+      <w:lvlText w:val="%1."/>
+      <w:lvlJc w:val="left"/>
+      <w:pPr>
+        <w:tabs>
+          <w:tab w:val="num" w:pos="720"/>
+        </w:tabs>
+        <w:ind w:left="720" w:hanging="360"/>
+      </w:pPr>
+    </w:lvl>
+    <w:lvl w:ilvl="1" w:tentative="1">
+      <w:start w:val="1"/>
+      <w:numFmt w:val="decimal"/>
+      <w:lvlText w:val="%2."/>
+      <w:lvlJc w:val="left"/>
+      <w:pPr>
+        <w:tabs>
+          <w:tab w:val="num" w:pos="1440"/>
+        </w:tabs>
+        <w:ind w:left="1440" w:hanging="360"/>
+      </w:pPr>
+    </w:lvl>
+    <w:lvl w:ilvl="2" w:tentative="1">
+      <w:start w:val="1"/>
+      <w:numFmt w:val="decimal"/>
+      <w:lvlText w:val="%3."/>
+      <w:lvlJc w:val="left"/>
+      <w:pPr>
+        <w:tabs>
+          <w:tab w:val="num" w:pos="2160"/>
+        </w:tabs>
+        <w:ind w:left="2160" w:hanging="360"/>
+      </w:pPr>
+    </w:lvl>
+    <w:lvl w:ilvl="3" w:tentative="1">
+      <w:start w:val="1"/>
+      <w:numFmt w:val="decimal"/>
+      <w:lvlText w:val="%4."/>
+      <w:lvlJc w:val="left"/>
+      <w:pPr>
+        <w:tabs>
+          <w:tab w:val="num" w:pos="2880"/>
+        </w:tabs>
+        <w:ind w:left="2880" w:hanging="360"/>
+      </w:pPr>
+    </w:lvl>
+    <w:lvl w:ilvl="4" w:tentative="1">
+      <w:start w:val="1"/>
+      <w:numFmt w:val="decimal"/>
+      <w:lvlText w:val="%5."/>
+      <w:lvlJc w:val="left"/>
+      <w:pPr>
+        <w:tabs>
+          <w:tab w:val="num" w:pos="3600"/>
+        </w:tabs>
+        <w:ind w:left="3600" w:hanging="360"/>
+      </w:pPr>
+    </w:lvl>
+    <w:lvl w:ilvl="5" w:tentative="1">
+      <w:start w:val="1"/>
+      <w:numFmt w:val="decimal"/>
+      <w:lvlText w:val="%6."/>
+      <w:lvlJc w:val="left"/>
+      <w:pPr>
+        <w:tabs>
+          <w:tab w:val="num" w:pos="4320"/>
+        </w:tabs>
+        <w:ind w:left="4320" w:hanging="360"/>
+      </w:pPr>
+    </w:lvl>
+    <w:lvl w:ilvl="6" w:tentative="1">
+      <w:start w:val="1"/>
+      <w:numFmt w:val="decimal"/>
+      <w:lvlText w:val="%7."/>
+      <w:lvlJc w:val="left"/>
+      <w:pPr>
+        <w:tabs>
+          <w:tab w:val="num" w:pos="5040"/>
+        </w:tabs>
+        <w:ind w:left="5040" w:hanging="360"/>
+      </w:pPr>
+    </w:lvl>
+    <w:lvl w:ilvl="7" w:tentative="1">
+      <w:start w:val="1"/>
+      <w:numFmt w:val="decimal"/>
+      <w:lvlText w:val="%8."/>
+      <w:lvlJc w:val="left"/>
+      <w:pPr>
+        <w:tabs>
+          <w:tab w:val="num" w:pos="5760"/>
+        </w:tabs>
+        <w:ind w:left="5760" w:hanging="360"/>
+      </w:pPr>
+    </w:lvl>
+    <w:lvl w:ilvl="8" w:tentative="1">
+      <w:start w:val="1"/>
+      <w:numFmt w:val="decimal"/>
+      <w:lvlText w:val="%9."/>
+      <w:lvlJc w:val="left"/>
+      <w:pPr>
+        <w:tabs>
+          <w:tab w:val="num" w:pos="6480"/>
+        </w:tabs>
+        <w:ind w:left="6480" w:hanging="360"/>
+      </w:pPr>
     </w:lvl>
   </w:abstractNum>
   <w:num w:numId="1" w16cid:durableId="980618883">
@@ -17998,6 +20508,9 @@
   </w:num>
   <w:num w:numId="9" w16cid:durableId="791167965">
     <w:abstractNumId w:val="0"/>
+  </w:num>
+  <w:num w:numId="10" w16cid:durableId="1049308316">
+    <w:abstractNumId w:val="9"/>
   </w:num>
 </w:numbering>
 </file>
@@ -18613,7 +21126,6 @@
   <w:style w:type="character" w:default="1" w:styleId="DefaultParagraphFont">
     <w:name w:val="Default Paragraph Font"/>
     <w:uiPriority w:val="1"/>
-    <w:semiHidden/>
     <w:unhideWhenUsed/>
   </w:style>
   <w:style w:type="table" w:default="1" w:styleId="TableNormal">
